--- a/docs/The_Slate_Instructor_Plan_Movies_Week_85min.docx
+++ b/docs/The_Slate_Instructor_Plan_Movies_Week_85min.docx
@@ -9,7 +9,7 @@
           <w:color w:val="1A6BB5"/>
           <w:sz w:val="20"/>
         </w:rPr>
-        <w:t>THE SLATE  ·  INSTRUCTOR SESSION PLAN</w:t>
+        <w:t>THE SLATE  ·  INSTRUCTOR BOARD REFERENCE</w:t>
       </w:r>
     </w:p>
     <w:p>
@@ -31,7 +31,7 @@
           <w:color w:val="5A606E"/>
           <w:sz w:val="24"/>
         </w:rPr>
-        <w:t>An 85-minute session built around the Universal Pictures simulation, run right after the TV simulation.</w:t>
+        <w:t>Universal Pictures Simulation — Board Visual Reference. Print &amp; bring to class.</w:t>
       </w:r>
     </w:p>
     <w:p>
@@ -39,7 +39,7 @@
         <w:pStyle w:val="Heading1"/>
       </w:pPr>
       <w:r>
-        <w:t>Session at a glance</w:t>
+        <w:t>The session in one look</w:t>
       </w:r>
     </w:p>
     <w:tbl>
@@ -53,36 +53,6 @@
         <w:gridCol w:w="4680"/>
         <w:gridCol w:w="4680"/>
       </w:tblGrid>
-      <w:tr>
-        <w:tc>
-          <w:tcPr>
-            <w:tcW w:type="dxa" w:w="2160"/>
-          </w:tcPr>
-          <w:p>
-            <w:r>
-              <w:rPr>
-                <w:b/>
-                <w:sz w:val="20"/>
-              </w:rPr>
-              <w:t>Purpose</w:t>
-            </w:r>
-          </w:p>
-        </w:tc>
-        <w:tc>
-          <w:tcPr>
-            <w:tcW w:type="dxa" w:w="7200"/>
-          </w:tcPr>
-          <w:p>
-            <w:r>
-              <w:rPr>
-                <w:b w:val="0"/>
-                <w:sz w:val="20"/>
-              </w:rPr>
-              <w:t>Open the movie module by having students feel the economics of a film slate before the cases: one concentrated, front-loaded bet per film instead of TV's amortized portfolio.</w:t>
-            </w:r>
-          </w:p>
-        </w:tc>
-      </w:tr>
       <w:tr>
         <w:tc>
           <w:tcPr>
@@ -108,7 +78,65 @@
                 <w:b w:val="0"/>
                 <w:sz w:val="20"/>
               </w:rPr>
-              <w:t>Directly after the TV / Streaming simulation. Students already know the app, the team setup, and portfolio thinking; this session flips that intuition.</w:t>
+              <w:t>The day after the TV simulation class (Boards 0–4: sports as a loss leader, three hard choices, portfolio architecture). Today opens Movie Week.</w:t>
+            </w:r>
+          </w:p>
+        </w:tc>
+      </w:tr>
+      <w:tr>
+        <w:tc>
+          <w:tcPr>
+            <w:tcW w:type="dxa" w:w="2160"/>
+          </w:tcPr>
+          <w:p>
+            <w:r>
+              <w:rPr>
+                <w:b/>
+                <w:sz w:val="20"/>
+              </w:rPr>
+              <w:t>The turn</w:t>
+            </w:r>
+          </w:p>
+        </w:tc>
+        <w:tc>
+          <w:tcPr>
+            <w:tcW w:type="dxa" w:w="7200"/>
+          </w:tcPr>
+          <w:p>
+            <w:r>
+              <w:rPr>
+                <w:b w:val="0"/>
+                <w:sz w:val="20"/>
+              </w:rPr>
+              <w:t xml:space="preserve">Yesterday students learned to </w:t>
+            </w:r>
+            <w:r>
+              <w:rPr>
+                <w:b/>
+                <w:sz w:val="20"/>
+              </w:rPr>
+              <w:t>spread risk across a portfolio</w:t>
+            </w:r>
+            <w:r>
+              <w:rPr>
+                <w:b w:val="0"/>
+                <w:sz w:val="20"/>
+              </w:rPr>
+              <w:t xml:space="preserve">. Today they can't: every film is one concentrated bet, paid up front. And unlike TV, </w:t>
+            </w:r>
+            <w:r>
+              <w:rPr>
+                <w:b/>
+                <w:sz w:val="20"/>
+              </w:rPr>
+              <w:t>luck is real</w:t>
+            </w:r>
+            <w:r>
+              <w:rPr>
+                <w:b w:val="0"/>
+                <w:sz w:val="20"/>
+              </w:rPr>
+              <w:t xml:space="preserve"> here (25% of each film's grade).</w:t>
             </w:r>
           </w:p>
         </w:tc>
@@ -152,7 +180,7 @@
                 <w:b w:val="0"/>
                 <w:sz w:val="20"/>
               </w:rPr>
-              <w:t xml:space="preserve"> (Movies has no Follow Along view). Students should use the same team details as in the TV session so both scores sit together on the Leaderboard.</w:t>
+              <w:t xml:space="preserve"> (Movies has no Follow Along view). Same team details as yesterday so both scores sit together on the Leaderboard.</w:t>
             </w:r>
           </w:p>
         </w:tc>
@@ -182,14 +210,14 @@
                 <w:b/>
                 <w:sz w:val="20"/>
               </w:rPr>
-              <w:t>~12 min before → 60 min play → ~13 min debrief.</w:t>
+              <w:t>0–12 boards → 12–72 play → 72–85 debrief boards.</w:t>
             </w:r>
             <w:r>
               <w:rPr>
                 <w:b w:val="0"/>
                 <w:sz w:val="20"/>
               </w:rPr>
-              <w:t xml:space="preserve"> Five films in 60 minutes is about 12 minutes per film.</w:t>
+              <w:t xml:space="preserve"> Five films in 60 minutes ≈ 12 minutes per film.</w:t>
             </w:r>
           </w:p>
         </w:tc>
@@ -219,21 +247,7 @@
                 <w:b w:val="0"/>
                 <w:sz w:val="20"/>
               </w:rPr>
-              <w:t xml:space="preserve">Each team's </w:t>
-            </w:r>
-            <w:r>
-              <w:rPr>
-                <w:b/>
-                <w:sz w:val="20"/>
-              </w:rPr>
-              <w:t>first submitted score</w:t>
-            </w:r>
-            <w:r>
-              <w:rPr>
-                <w:b w:val="0"/>
-                <w:sz w:val="20"/>
-              </w:rPr>
-              <w:t xml:space="preserve"> is official. Passing = average graded NPV above $0. Graded NPV is 75% decisions (risk-adjusted) and 25% luck (what each film actually earned).</w:t>
+              <w:t>First submitted score is official. Pass = average graded NPV above $0. Graded NPV = 75% decisions (risk-adjusted) + 25% luck (what each film actually earned).</w:t>
             </w:r>
           </w:p>
         </w:tc>
@@ -249,223 +263,105 @@
         <w:pStyle w:val="Heading2"/>
       </w:pPr>
       <w:r>
-        <w:t>Which plan to run</w:t>
+        <w:t>Before class</w:t>
+      </w:r>
+    </w:p>
+    <w:p>
+      <w:pPr>
+        <w:pStyle w:val="ListBullet"/>
+      </w:pPr>
+      <w:r>
+        <w:rPr>
+          <w:b/>
+        </w:rPr>
+        <w:t>Instructor:</w:t>
+      </w:r>
+      <w:r>
+        <w:rPr>
+          <w:b w:val="0"/>
+        </w:rPr>
+        <w:t xml:space="preserve"> open the app the morning of class and click through once. If anything errors after an update, Streamlit Cloud → </w:t>
+      </w:r>
+      <w:r>
+        <w:rPr>
+          <w:b/>
+        </w:rPr>
+        <w:t>Manage app → Reboot app</w:t>
+      </w:r>
+      <w:r>
+        <w:rPr>
+          <w:b w:val="0"/>
+        </w:rPr>
+        <w:t>. Confirm the Leaderboard says scores are saved to the database (`DATABASE_URL`), or a restart erases the class's scores.</w:t>
+      </w:r>
+    </w:p>
+    <w:p>
+      <w:pPr>
+        <w:pStyle w:val="ListBullet"/>
+      </w:pPr>
+      <w:r>
+        <w:rPr>
+          <w:b/>
+        </w:rPr>
+        <w:t>Students (10 min pre-work):</w:t>
+      </w:r>
+      <w:r>
+        <w:rPr>
+          <w:b w:val="0"/>
+        </w:rPr>
+        <w:t xml:space="preserve"> skim the Movies student guide and </w:t>
+      </w:r>
+      <w:r>
+        <w:rPr>
+          <w:b/>
+        </w:rPr>
+        <w:t>draft five loglines</w:t>
+      </w:r>
+      <w:r>
+        <w:rPr>
+          <w:b w:val="0"/>
+        </w:rPr>
+        <w:t>, one per film. Simulate stays locked without one; drafting in class eats play time.</w:t>
+      </w:r>
+    </w:p>
+    <w:p>
+      <w:pPr>
+        <w:pStyle w:val="ListBullet"/>
+      </w:pPr>
+      <w:r>
+        <w:rPr>
+          <w:b/>
+        </w:rPr>
+        <w:t>Bring:</w:t>
+      </w:r>
+      <w:r>
+        <w:rPr>
+          <w:b w:val="0"/>
+        </w:rPr>
+        <w:t xml:space="preserve"> two dark dry-erase markers, one bright marker for circling, an eraser, and this printout.</w:t>
+      </w:r>
+    </w:p>
+    <w:p>
+      <w:r>
+        <w:br w:type="page"/>
+      </w:r>
+    </w:p>
+    <w:p>
+      <w:pPr>
+        <w:pStyle w:val="Heading1"/>
+      </w:pPr>
+      <w:r>
+        <w:t>BOARD 0: YESTERDAY YOU SPREAD THE RISK. TODAY YOU CAN'T.</w:t>
       </w:r>
     </w:p>
     <w:p>
       <w:r>
         <w:rPr>
           <w:b w:val="0"/>
+          <w:color w:val="5A606E"/>
         </w:rPr>
-        <w:t>All three plans share the same 60-minute play block; they differ in the 12 minutes before and the 13 minutes after.</w:t>
+        <w:t>(Draw this on a whiteboard, landscape orientation. Divide the board in half.)</w:t>
       </w:r>
-    </w:p>
-    <w:tbl>
-      <w:tblPr>
-        <w:tblStyle w:val="TableGrid"/>
-        <w:tblW w:type="auto" w:w="0"/>
-        <w:jc w:val="center"/>
-        <w:tblLook w:firstColumn="1" w:firstRow="1" w:lastColumn="0" w:lastRow="0" w:noHBand="0" w:noVBand="1" w:val="04A0"/>
-      </w:tblPr>
-      <w:tblGrid>
-        <w:gridCol w:w="3120"/>
-        <w:gridCol w:w="3120"/>
-        <w:gridCol w:w="3120"/>
-      </w:tblGrid>
-      <w:tr>
-        <w:tc>
-          <w:tcPr>
-            <w:tcW w:type="dxa" w:w="2736"/>
-            <w:shd w:val="clear" w:color="auto" w:fill="1F232B"/>
-          </w:tcPr>
-          <w:p>
-            <w:r>
-              <w:rPr>
-                <w:b/>
-                <w:color w:val="FFFFFF"/>
-                <w:sz w:val="20"/>
-              </w:rPr>
-              <w:t>Plan</w:t>
-            </w:r>
-          </w:p>
-        </w:tc>
-        <w:tc>
-          <w:tcPr>
-            <w:tcW w:type="dxa" w:w="3744"/>
-            <w:shd w:val="clear" w:color="auto" w:fill="1F232B"/>
-          </w:tcPr>
-          <w:p>
-            <w:r>
-              <w:rPr>
-                <w:b/>
-                <w:color w:val="FFFFFF"/>
-                <w:sz w:val="20"/>
-              </w:rPr>
-              <w:t>Big idea</w:t>
-            </w:r>
-          </w:p>
-        </w:tc>
-        <w:tc>
-          <w:tcPr>
-            <w:tcW w:type="dxa" w:w="2880"/>
-            <w:shd w:val="clear" w:color="auto" w:fill="1F232B"/>
-          </w:tcPr>
-          <w:p>
-            <w:r>
-              <w:rPr>
-                <w:b/>
-                <w:color w:val="FFFFFF"/>
-                <w:sz w:val="20"/>
-              </w:rPr>
-              <w:t>Best when</w:t>
-            </w:r>
-          </w:p>
-        </w:tc>
-      </w:tr>
-      <w:tr>
-        <w:tc>
-          <w:tcPr>
-            <w:tcW w:type="dxa" w:w="2736"/>
-          </w:tcPr>
-          <w:p>
-            <w:r>
-              <w:rPr>
-                <w:b/>
-                <w:sz w:val="20"/>
-              </w:rPr>
-              <w:t>C — Portfolio vs. one bet</w:t>
-            </w:r>
-            <w:r>
-              <w:rPr>
-                <w:b w:val="0"/>
-                <w:sz w:val="20"/>
-              </w:rPr>
-              <w:t xml:space="preserve"> (recommended)</w:t>
-            </w:r>
-          </w:p>
-        </w:tc>
-        <w:tc>
-          <w:tcPr>
-            <w:tcW w:type="dxa" w:w="3744"/>
-          </w:tcPr>
-          <w:p>
-            <w:r>
-              <w:rPr>
-                <w:b w:val="0"/>
-                <w:sz w:val="20"/>
-              </w:rPr>
-              <w:t>TV averages risk across a slate; a movie concentrates it in one decision.</w:t>
-            </w:r>
-          </w:p>
-        </w:tc>
-        <w:tc>
-          <w:tcPr>
-            <w:tcW w:type="dxa" w:w="2880"/>
-          </w:tcPr>
-          <w:p>
-            <w:r>
-              <w:rPr>
-                <w:b w:val="0"/>
-                <w:sz w:val="20"/>
-              </w:rPr>
-              <w:t>Opening Movie Week right after TV. It turns last session into the setup for this one.</w:t>
-            </w:r>
-          </w:p>
-        </w:tc>
-      </w:tr>
-      <w:tr>
-        <w:tc>
-          <w:tcPr>
-            <w:tcW w:type="dxa" w:w="2736"/>
-          </w:tcPr>
-          <w:p>
-            <w:r>
-              <w:rPr>
-                <w:b/>
-                <w:sz w:val="20"/>
-              </w:rPr>
-              <w:t>A — Size the bet</w:t>
-            </w:r>
-          </w:p>
-        </w:tc>
-        <w:tc>
-          <w:tcPr>
-            <w:tcW w:type="dxa" w:w="3744"/>
-          </w:tcPr>
-          <w:p>
-            <w:r>
-              <w:rPr>
-                <w:b w:val="0"/>
-                <w:sz w:val="20"/>
-              </w:rPr>
-              <w:t>Capital discipline: budget buys quality, but every dollar is at risk up front.</w:t>
-            </w:r>
-          </w:p>
-        </w:tc>
-        <w:tc>
-          <w:tcPr>
-            <w:tcW w:type="dxa" w:w="2880"/>
-          </w:tcPr>
-          <w:p>
-            <w:r>
-              <w:rPr>
-                <w:b w:val="0"/>
-                <w:sz w:val="20"/>
-              </w:rPr>
-              <w:t>You want the debrief to land on NPV, risk, and how much to spend.</w:t>
-            </w:r>
-          </w:p>
-        </w:tc>
-      </w:tr>
-      <w:tr>
-        <w:tc>
-          <w:tcPr>
-            <w:tcW w:type="dxa" w:w="2736"/>
-          </w:tcPr>
-          <w:p>
-            <w:r>
-              <w:rPr>
-                <w:b/>
-                <w:sz w:val="20"/>
-              </w:rPr>
-              <w:t>B — The windowing waterfall</w:t>
-            </w:r>
-          </w:p>
-        </w:tc>
-        <w:tc>
-          <w:tcPr>
-            <w:tcW w:type="dxa" w:w="3744"/>
-          </w:tcPr>
-          <w:p>
-            <w:r>
-              <w:rPr>
-                <w:b w:val="0"/>
-                <w:sz w:val="20"/>
-              </w:rPr>
-              <w:t>Release strategy and cannibalization across theatrical, PVOD, and streaming.</w:t>
-            </w:r>
-          </w:p>
-        </w:tc>
-        <w:tc>
-          <w:tcPr>
-            <w:tcW w:type="dxa" w:w="2880"/>
-          </w:tcPr>
-          <w:p>
-            <w:r>
-              <w:rPr>
-                <w:b w:val="0"/>
-                <w:sz w:val="20"/>
-              </w:rPr>
-              <w:t>The week's cases lean on distribution, windows, and the streaming shift.</w:t>
-            </w:r>
-          </w:p>
-        </w:tc>
-      </w:tr>
-    </w:tbl>
-    <w:p>
-      <w:pPr>
-        <w:spacing w:after="0"/>
-      </w:pPr>
     </w:p>
     <w:tbl>
       <w:tblPr>
@@ -480,48 +376,258 @@
         <w:tc>
           <w:tcPr>
             <w:tcW w:type="dxa" w:w="9360"/>
-            <w:shd w:val="clear" w:color="auto" w:fill="E8F1FA"/>
+            <w:shd w:val="clear" w:color="auto" w:fill="F4F5F7"/>
           </w:tcPr>
           <w:p>
             <w:pPr>
-              <w:spacing w:before="60" w:after="60"/>
+              <w:spacing w:after="0" w:line="240" w:lineRule="auto"/>
             </w:pPr>
             <w:r>
               <w:rPr>
-                <w:b/>
-                <w:sz w:val="20"/>
+                <w:rFonts w:ascii="Consolas" w:hAnsi="Consolas"/>
+                <w:sz w:val="18"/>
               </w:rPr>
-              <w:t xml:space="preserve">TIP:  </w:t>
+              <w:t>┌────────────────────────────────────────────────────────────────┐</w:t>
             </w:r>
+          </w:p>
+          <w:p>
+            <w:pPr>
+              <w:spacing w:after="0" w:line="240" w:lineRule="auto"/>
+            </w:pPr>
             <w:r>
               <w:rPr>
-                <w:b w:val="0"/>
+                <w:rFonts w:ascii="Consolas" w:hAnsi="Consolas"/>
+                <w:sz w:val="18"/>
               </w:rPr>
-              <w:t xml:space="preserve">A strong combination: </w:t>
+              <w:t>│   YESTERDAY YOU SPREAD THE RISK.  TODAY YOU CAN'T.             │</w:t>
             </w:r>
+          </w:p>
+          <w:p>
+            <w:pPr>
+              <w:spacing w:after="0" w:line="240" w:lineRule="auto"/>
+            </w:pPr>
             <w:r>
               <w:rPr>
-                <w:b/>
+                <w:rFonts w:ascii="Consolas" w:hAnsi="Consolas"/>
+                <w:sz w:val="18"/>
               </w:rPr>
-              <w:t>Plan C's opening</w:t>
+              <w:t>└────────────────────────────────────────────────────────────────┘</w:t>
             </w:r>
+          </w:p>
+          <w:p>
+            <w:pPr>
+              <w:spacing w:after="0" w:line="240" w:lineRule="auto"/>
+            </w:pPr>
             <w:r>
               <w:rPr>
-                <w:b w:val="0"/>
+                <w:rFonts w:ascii="Consolas" w:hAnsi="Consolas"/>
+                <w:sz w:val="18"/>
               </w:rPr>
-              <w:t xml:space="preserve"> (it bridges from TV) with </w:t>
+              <w:t xml:space="preserve"> </w:t>
             </w:r>
+          </w:p>
+          <w:p>
+            <w:pPr>
+              <w:spacing w:after="0" w:line="240" w:lineRule="auto"/>
+            </w:pPr>
             <w:r>
               <w:rPr>
-                <w:b/>
+                <w:rFonts w:ascii="Consolas" w:hAnsi="Consolas"/>
+                <w:sz w:val="18"/>
               </w:rPr>
-              <w:t>Plan A's debrief</w:t>
+              <w:t xml:space="preserve">  TV (YESTERDAY)                   │   MOVIES (TODAY)</w:t>
             </w:r>
+          </w:p>
+          <w:p>
+            <w:pPr>
+              <w:spacing w:after="0" w:line="240" w:lineRule="auto"/>
+            </w:pPr>
             <w:r>
               <w:rPr>
-                <w:b w:val="0"/>
+                <w:rFonts w:ascii="Consolas" w:hAnsi="Consolas"/>
+                <w:sz w:val="18"/>
               </w:rPr>
-              <w:t xml:space="preserve"> (it lands on capital discipline). Save Plan B's waterfall for the next session's distribution case.</w:t>
+              <w:t xml:space="preserve">                                   │</w:t>
+            </w:r>
+          </w:p>
+          <w:p>
+            <w:pPr>
+              <w:spacing w:after="0" w:line="240" w:lineRule="auto"/>
+            </w:pPr>
+            <w:r>
+              <w:rPr>
+                <w:rFonts w:ascii="Consolas" w:hAnsi="Consolas"/>
+                <w:sz w:val="18"/>
+              </w:rPr>
+              <w:t xml:space="preserve">  20-40 shows at once              │   ONE film per cycle</w:t>
+            </w:r>
+          </w:p>
+          <w:p>
+            <w:pPr>
+              <w:spacing w:after="0" w:line="240" w:lineRule="auto"/>
+            </w:pPr>
+            <w:r>
+              <w:rPr>
+                <w:rFonts w:ascii="Consolas" w:hAnsi="Consolas"/>
+                <w:sz w:val="18"/>
+              </w:rPr>
+              <w:t xml:space="preserve">  Cost amortized 12-36 months      │   Cost paid IN FULL, up front</w:t>
+            </w:r>
+          </w:p>
+          <w:p>
+            <w:pPr>
+              <w:spacing w:after="0" w:line="240" w:lineRule="auto"/>
+            </w:pPr>
+            <w:r>
+              <w:rPr>
+                <w:rFonts w:ascii="Consolas" w:hAnsi="Consolas"/>
+                <w:sz w:val="18"/>
+              </w:rPr>
+              <w:t xml:space="preserve">  Scorecard: OCF margin            │   Scorecard: risk-adjusted NPV</w:t>
+            </w:r>
+          </w:p>
+          <w:p>
+            <w:pPr>
+              <w:spacing w:after="0" w:line="240" w:lineRule="auto"/>
+            </w:pPr>
+            <w:r>
+              <w:rPr>
+                <w:rFonts w:ascii="Consolas" w:hAnsi="Consolas"/>
+                <w:sz w:val="18"/>
+              </w:rPr>
+              <w:t xml:space="preserve">  A flop is one line in the P&amp;L    │   A flop is the whole cycle</w:t>
+            </w:r>
+          </w:p>
+          <w:p>
+            <w:pPr>
+              <w:spacing w:after="0" w:line="240" w:lineRule="auto"/>
+            </w:pPr>
+            <w:r>
+              <w:rPr>
+                <w:rFonts w:ascii="Consolas" w:hAnsi="Consolas"/>
+                <w:sz w:val="18"/>
+              </w:rPr>
+              <w:t xml:space="preserve">  Your MIX smoothed the curve      │   No mix inside a film</w:t>
+            </w:r>
+          </w:p>
+          <w:p>
+            <w:pPr>
+              <w:spacing w:after="0" w:line="240" w:lineRule="auto"/>
+            </w:pPr>
+            <w:r>
+              <w:rPr>
+                <w:rFonts w:ascii="Consolas" w:hAnsi="Consolas"/>
+                <w:sz w:val="18"/>
+              </w:rPr>
+              <w:t xml:space="preserve">                                   │</w:t>
+            </w:r>
+          </w:p>
+          <w:p>
+            <w:pPr>
+              <w:spacing w:after="0" w:line="240" w:lineRule="auto"/>
+            </w:pPr>
+            <w:r>
+              <w:rPr>
+                <w:rFonts w:ascii="Consolas" w:hAnsi="Consolas"/>
+                <w:sz w:val="18"/>
+              </w:rPr>
+              <w:t>══════════════════════════════════════════════════════════════════</w:t>
+            </w:r>
+          </w:p>
+          <w:p>
+            <w:pPr>
+              <w:spacing w:after="0" w:line="240" w:lineRule="auto"/>
+            </w:pPr>
+            <w:r>
+              <w:rPr>
+                <w:rFonts w:ascii="Consolas" w:hAnsi="Consolas"/>
+                <w:sz w:val="18"/>
+              </w:rPr>
+              <w:t xml:space="preserve">            THE ONE-CHECK PROBLEM</w:t>
+            </w:r>
+          </w:p>
+          <w:p>
+            <w:pPr>
+              <w:spacing w:after="0" w:line="240" w:lineRule="auto"/>
+            </w:pPr>
+            <w:r>
+              <w:rPr>
+                <w:rFonts w:ascii="Consolas" w:hAnsi="Consolas"/>
+                <w:sz w:val="18"/>
+              </w:rPr>
+              <w:t xml:space="preserve">   You write the whole check before anyone buys a ticket.</w:t>
+            </w:r>
+          </w:p>
+          <w:p>
+            <w:pPr>
+              <w:spacing w:after="0" w:line="240" w:lineRule="auto"/>
+            </w:pPr>
+            <w:r>
+              <w:rPr>
+                <w:rFonts w:ascii="Consolas" w:hAnsi="Consolas"/>
+                <w:sz w:val="18"/>
+              </w:rPr>
+              <w:t xml:space="preserve">   If the film fails, nothing else in the cycle offsets it.</w:t>
+            </w:r>
+          </w:p>
+          <w:p>
+            <w:pPr>
+              <w:spacing w:after="0" w:line="240" w:lineRule="auto"/>
+            </w:pPr>
+            <w:r>
+              <w:rPr>
+                <w:rFonts w:ascii="Consolas" w:hAnsi="Consolas"/>
+                <w:sz w:val="18"/>
+              </w:rPr>
+              <w:t>══════════════════════════════════════════════════════════════════</w:t>
+            </w:r>
+          </w:p>
+          <w:p>
+            <w:pPr>
+              <w:spacing w:after="0" w:line="240" w:lineRule="auto"/>
+            </w:pPr>
+            <w:r>
+              <w:rPr>
+                <w:rFonts w:ascii="Consolas" w:hAnsi="Consolas"/>
+                <w:sz w:val="18"/>
+              </w:rPr>
+              <w:t xml:space="preserve"> </w:t>
+            </w:r>
+          </w:p>
+          <w:p>
+            <w:pPr>
+              <w:spacing w:after="0" w:line="240" w:lineRule="auto"/>
+            </w:pPr>
+            <w:r>
+              <w:rPr>
+                <w:rFonts w:ascii="Consolas" w:hAnsi="Consolas"/>
+                <w:sz w:val="18"/>
+              </w:rPr>
+              <w:t xml:space="preserve">  ⭕ KEY INSIGHT (circle in bright color):</w:t>
+            </w:r>
+          </w:p>
+          <w:p>
+            <w:pPr>
+              <w:spacing w:after="0" w:line="240" w:lineRule="auto"/>
+            </w:pPr>
+            <w:r>
+              <w:rPr>
+                <w:rFonts w:ascii="Consolas" w:hAnsi="Consolas"/>
+                <w:sz w:val="18"/>
+              </w:rPr>
+              <w:t xml:space="preserve">     "Yesterday: not your luck, your mix.</w:t>
+            </w:r>
+          </w:p>
+          <w:p>
+            <w:pPr>
+              <w:spacing w:after="0" w:line="240" w:lineRule="auto"/>
+            </w:pPr>
+            <w:r>
+              <w:rPr>
+                <w:rFonts w:ascii="Consolas" w:hAnsi="Consolas"/>
+                <w:sz w:val="18"/>
+              </w:rPr>
+              <w:t xml:space="preserve">      Today: luck is real. How do you SIZE the bet?"</w:t>
             </w:r>
           </w:p>
         </w:tc>
@@ -534,86 +640,10 @@
     </w:p>
     <w:p>
       <w:r>
-        <w:br w:type="page"/>
-      </w:r>
-    </w:p>
-    <w:p>
-      <w:pPr>
-        <w:pStyle w:val="Heading1"/>
-      </w:pPr>
-      <w:r>
-        <w:t>Before class</w:t>
-      </w:r>
-    </w:p>
-    <w:p>
-      <w:pPr>
-        <w:pStyle w:val="Heading3"/>
-      </w:pPr>
-      <w:r>
-        <w:t>Instructor checklist</w:t>
-      </w:r>
-    </w:p>
-    <w:p>
-      <w:pPr>
-        <w:pStyle w:val="ListBullet"/>
-      </w:pPr>
-      <w:r>
         <w:rPr>
           <w:b/>
         </w:rPr>
-        <w:t>Open the app and click through once</w:t>
-      </w:r>
-      <w:r>
-        <w:rPr>
-          <w:b w:val="0"/>
-        </w:rPr>
-        <w:t xml:space="preserve"> the morning of class. If anything looks broken after a recent update, use Streamlit Cloud's </w:t>
-      </w:r>
-      <w:r>
-        <w:rPr>
-          <w:b/>
-        </w:rPr>
-        <w:t>Manage app → Reboot app</w:t>
-      </w:r>
-      <w:r>
-        <w:rPr>
-          <w:b w:val="0"/>
-        </w:rPr>
-        <w:t>.</w:t>
-      </w:r>
-    </w:p>
-    <w:p>
-      <w:pPr>
-        <w:pStyle w:val="ListBullet"/>
-      </w:pPr>
-      <w:r>
-        <w:rPr>
-          <w:b/>
-        </w:rPr>
-        <w:t>Make sure scores will be saved:</w:t>
-      </w:r>
-      <w:r>
-        <w:rPr>
-          <w:b w:val="0"/>
-        </w:rPr>
-        <w:t xml:space="preserve"> `DATABASE_URL` set in the app's Secrets (the Leaderboard should say "Scores are saved to this deployment's database"). Without it, a restart erases the class's scores.</w:t>
-      </w:r>
-    </w:p>
-    <w:p>
-      <w:pPr>
-        <w:pStyle w:val="ListBullet"/>
-      </w:pPr>
-      <w:r>
-        <w:rPr>
-          <w:b/>
-        </w:rPr>
-        <w:t>Optional:</w:t>
-      </w:r>
-      <w:r>
-        <w:rPr>
-          <w:b w:val="0"/>
-        </w:rPr>
-        <w:t xml:space="preserve"> `ANTHROPIC_API_KEY` in Secrets turns on AI Pitch Feedback for loglines.</w:t>
+        <w:t>What this teaches:</w:t>
       </w:r>
     </w:p>
     <w:p>
@@ -624,27 +654,7 @@
         <w:rPr>
           <w:b w:val="0"/>
         </w:rPr>
-        <w:t xml:space="preserve">Post the </w:t>
-      </w:r>
-      <w:r>
-        <w:rPr>
-          <w:b/>
-        </w:rPr>
-        <w:t>Movies student guide</w:t>
-      </w:r>
-      <w:r>
-        <w:rPr>
-          <w:b w:val="0"/>
-        </w:rPr>
-        <w:t xml:space="preserve"> (docs/The_Slate_Student_Guide_Movies.docx) with the pre-work below.</w:t>
-      </w:r>
-    </w:p>
-    <w:p>
-      <w:pPr>
-        <w:pStyle w:val="Heading3"/>
-      </w:pPr>
-      <w:r>
-        <w:t>Student pre-work (10 minutes)</w:t>
+        <w:t>Portfolio thinking still matters, but now it works across five films, not inside one.</w:t>
       </w:r>
     </w:p>
     <w:p>
@@ -655,24 +665,19 @@
         <w:rPr>
           <w:b w:val="0"/>
         </w:rPr>
-        <w:t>Skim the Movies student guide.</w:t>
+        <w:t xml:space="preserve">Risk shows up as the </w:t>
       </w:r>
-    </w:p>
-    <w:p>
-      <w:pPr>
-        <w:pStyle w:val="ListBullet"/>
-      </w:pPr>
       <w:r>
         <w:rPr>
           <w:b/>
         </w:rPr>
-        <w:t>Draft five loglines</w:t>
+        <w:t>bear case</w:t>
       </w:r>
       <w:r>
         <w:rPr>
           <w:b w:val="0"/>
         </w:rPr>
-        <w:t>, one per film (1–3 sentences each: who it's about, what they want, what's in the way). The app won't let a team Simulate without one, and drafting them in class eats play time.</w:t>
+        <w:t>, and it's paid up front.</w:t>
       </w:r>
     </w:p>
     <w:p>
@@ -683,19 +688,7 @@
         <w:rPr>
           <w:b w:val="0"/>
         </w:rPr>
-        <w:t xml:space="preserve">Use the </w:t>
-      </w:r>
-      <w:r>
-        <w:rPr>
-          <w:b/>
-        </w:rPr>
-        <w:t>same University, School, Class, and Team Name</w:t>
-      </w:r>
-      <w:r>
-        <w:rPr>
-          <w:b w:val="0"/>
-        </w:rPr>
-        <w:t xml:space="preserve"> as in the TV session.</w:t>
+        <w:t>The skill shifts from "spread it out" to "size it right."</w:t>
       </w:r>
     </w:p>
     <w:p>
@@ -703,7 +696,748 @@
         <w:pStyle w:val="Heading1"/>
       </w:pPr>
       <w:r>
-        <w:t>The 60-minute play block (all plans)</w:t>
+        <w:t>BOARD 1: YOUR GREENLIGHT — THREE HARD CHOICES</w:t>
+      </w:r>
+    </w:p>
+    <w:p>
+      <w:r>
+        <w:rPr>
+          <w:b w:val="0"/>
+          <w:color w:val="5A606E"/>
+        </w:rPr>
+        <w:t>(Landscape, three columns. This is the movie version of yesterday's Board 1.)</w:t>
+      </w:r>
+    </w:p>
+    <w:tbl>
+      <w:tblPr>
+        <w:tblW w:type="auto" w:w="0"/>
+        <w:jc w:val="center"/>
+        <w:tblLook w:firstColumn="1" w:firstRow="1" w:lastColumn="0" w:lastRow="0" w:noHBand="0" w:noVBand="1" w:val="04A0"/>
+      </w:tblPr>
+      <w:tblGrid>
+        <w:gridCol w:w="9360"/>
+      </w:tblGrid>
+      <w:tr>
+        <w:tc>
+          <w:tcPr>
+            <w:tcW w:type="dxa" w:w="9360"/>
+            <w:shd w:val="clear" w:color="auto" w:fill="F4F5F7"/>
+          </w:tcPr>
+          <w:p>
+            <w:pPr>
+              <w:spacing w:after="0" w:line="240" w:lineRule="auto"/>
+            </w:pPr>
+            <w:r>
+              <w:rPr>
+                <w:rFonts w:ascii="Consolas" w:hAnsi="Consolas"/>
+                <w:sz w:val="18"/>
+              </w:rPr>
+              <w:t>┌──────────────────────────────────────────────────────────────────────┐</w:t>
+            </w:r>
+          </w:p>
+          <w:p>
+            <w:pPr>
+              <w:spacing w:after="0" w:line="240" w:lineRule="auto"/>
+            </w:pPr>
+            <w:r>
+              <w:rPr>
+                <w:rFonts w:ascii="Consolas" w:hAnsi="Consolas"/>
+                <w:sz w:val="18"/>
+              </w:rPr>
+              <w:t>│        YOUR GREENLIGHT: THREE HARD CHOICES  ($3.5B studio budget)    │</w:t>
+            </w:r>
+          </w:p>
+          <w:p>
+            <w:pPr>
+              <w:spacing w:after="0" w:line="240" w:lineRule="auto"/>
+            </w:pPr>
+            <w:r>
+              <w:rPr>
+                <w:rFonts w:ascii="Consolas" w:hAnsi="Consolas"/>
+                <w:sz w:val="18"/>
+              </w:rPr>
+              <w:t>└──────────────────────────────────────────────────────────────────────┘</w:t>
+            </w:r>
+          </w:p>
+          <w:p>
+            <w:pPr>
+              <w:spacing w:after="0" w:line="240" w:lineRule="auto"/>
+            </w:pPr>
+            <w:r>
+              <w:rPr>
+                <w:rFonts w:ascii="Consolas" w:hAnsi="Consolas"/>
+                <w:sz w:val="18"/>
+              </w:rPr>
+              <w:t xml:space="preserve"> </w:t>
+            </w:r>
+          </w:p>
+          <w:p>
+            <w:pPr>
+              <w:spacing w:after="0" w:line="240" w:lineRule="auto"/>
+            </w:pPr>
+            <w:r>
+              <w:rPr>
+                <w:rFonts w:ascii="Consolas" w:hAnsi="Consolas"/>
+                <w:sz w:val="18"/>
+              </w:rPr>
+              <w:t xml:space="preserve">  CHOICE 1               │  CHOICE 2               │  CHOICE 3</w:t>
+            </w:r>
+          </w:p>
+          <w:p>
+            <w:pPr>
+              <w:spacing w:after="0" w:line="240" w:lineRule="auto"/>
+            </w:pPr>
+            <w:r>
+              <w:rPr>
+                <w:rFonts w:ascii="Consolas" w:hAnsi="Consolas"/>
+                <w:sz w:val="18"/>
+              </w:rPr>
+              <w:t xml:space="preserve">  How big a bet?         │  How do we release it?  │  Who carries the risk?</w:t>
+            </w:r>
+          </w:p>
+          <w:p>
+            <w:pPr>
+              <w:spacing w:after="0" w:line="240" w:lineRule="auto"/>
+            </w:pPr>
+            <w:r>
+              <w:rPr>
+                <w:rFonts w:ascii="Consolas" w:hAnsi="Consolas"/>
+                <w:sz w:val="18"/>
+              </w:rPr>
+              <w:t xml:space="preserve">  ───────────────────────┼─────────────────────────┼──────────────────────</w:t>
+            </w:r>
+          </w:p>
+          <w:p>
+            <w:pPr>
+              <w:spacing w:after="0" w:line="240" w:lineRule="auto"/>
+            </w:pPr>
+            <w:r>
+              <w:rPr>
+                <w:rFonts w:ascii="Consolas" w:hAnsi="Consolas"/>
+                <w:sz w:val="18"/>
+              </w:rPr>
+              <w:t xml:space="preserve">  Budget buys quality... │  WIDE: 4,000 screens    │  SELF-FINANCE</w:t>
+            </w:r>
+          </w:p>
+          <w:p>
+            <w:pPr>
+              <w:spacing w:after="0" w:line="240" w:lineRule="auto"/>
+            </w:pPr>
+            <w:r>
+              <w:rPr>
+                <w:rFonts w:ascii="Consolas" w:hAnsi="Consolas"/>
+                <w:sz w:val="18"/>
+              </w:rPr>
+              <w:t xml:space="preserve">  ...up to a point       │   (blockbusters)        │   all upside, all risk</w:t>
+            </w:r>
+          </w:p>
+          <w:p>
+            <w:pPr>
+              <w:spacing w:after="0" w:line="240" w:lineRule="auto"/>
+            </w:pPr>
+            <w:r>
+              <w:rPr>
+                <w:rFonts w:ascii="Consolas" w:hAnsi="Consolas"/>
+                <w:sz w:val="18"/>
+              </w:rPr>
+              <w:t xml:space="preserve">                         │  PLATFORM: 600 screens, │</w:t>
+            </w:r>
+          </w:p>
+          <w:p>
+            <w:pPr>
+              <w:spacing w:after="0" w:line="240" w:lineRule="auto"/>
+            </w:pPr>
+            <w:r>
+              <w:rPr>
+                <w:rFonts w:ascii="Consolas" w:hAnsi="Consolas"/>
+                <w:sz w:val="18"/>
+              </w:rPr>
+              <w:t xml:space="preserve">  $20M tentpole?         │   grows on word of mouth│  PRESALE</w:t>
+            </w:r>
+          </w:p>
+          <w:p>
+            <w:pPr>
+              <w:spacing w:after="0" w:line="240" w:lineRule="auto"/>
+            </w:pPr>
+            <w:r>
+              <w:rPr>
+                <w:rFonts w:ascii="Consolas" w:hAnsi="Consolas"/>
+                <w:sz w:val="18"/>
+              </w:rPr>
+              <w:t xml:space="preserve">  → looks cheap, flops   │   (dramas, awards)      │   guaranteed advance,</w:t>
+            </w:r>
+          </w:p>
+          <w:p>
+            <w:pPr>
+              <w:spacing w:after="0" w:line="240" w:lineRule="auto"/>
+            </w:pPr>
+            <w:r>
+              <w:rPr>
+                <w:rFonts w:ascii="Consolas" w:hAnsi="Consolas"/>
+                <w:sz w:val="18"/>
+              </w:rPr>
+              <w:t xml:space="preserve">                         │  DAY-AND-DATE: theaters │   capped upside</w:t>
+            </w:r>
+          </w:p>
+          <w:p>
+            <w:pPr>
+              <w:spacing w:after="0" w:line="240" w:lineRule="auto"/>
+            </w:pPr>
+            <w:r>
+              <w:rPr>
+                <w:rFonts w:ascii="Consolas" w:hAnsi="Consolas"/>
+                <w:sz w:val="18"/>
+              </w:rPr>
+              <w:t xml:space="preserve">  $300M horror film?     │   + Peacock together    │   = INSURANCE</w:t>
+            </w:r>
+          </w:p>
+          <w:p>
+            <w:pPr>
+              <w:spacing w:after="0" w:line="240" w:lineRule="auto"/>
+            </w:pPr>
+            <w:r>
+              <w:rPr>
+                <w:rFonts w:ascii="Consolas" w:hAnsi="Consolas"/>
+                <w:sz w:val="18"/>
+              </w:rPr>
+              <w:t xml:space="preserve">  → money you never      │   (horror, comedy)      │</w:t>
+            </w:r>
+          </w:p>
+          <w:p>
+            <w:pPr>
+              <w:spacing w:after="0" w:line="240" w:lineRule="auto"/>
+            </w:pPr>
+            <w:r>
+              <w:rPr>
+                <w:rFonts w:ascii="Consolas" w:hAnsi="Consolas"/>
+                <w:sz w:val="18"/>
+              </w:rPr>
+              <w:t xml:space="preserve">    earn back            │                         │  Worth it when the film</w:t>
+            </w:r>
+          </w:p>
+          <w:p>
+            <w:pPr>
+              <w:spacing w:after="0" w:line="240" w:lineRule="auto"/>
+            </w:pPr>
+            <w:r>
+              <w:rPr>
+                <w:rFonts w:ascii="Consolas" w:hAnsi="Consolas"/>
+                <w:sz w:val="18"/>
+              </w:rPr>
+              <w:t xml:space="preserve">                         │  Every window steals a  │  is a coin flip</w:t>
+            </w:r>
+          </w:p>
+          <w:p>
+            <w:pPr>
+              <w:spacing w:after="0" w:line="240" w:lineRule="auto"/>
+            </w:pPr>
+            <w:r>
+              <w:rPr>
+                <w:rFonts w:ascii="Consolas" w:hAnsi="Consolas"/>
+                <w:sz w:val="18"/>
+              </w:rPr>
+              <w:t xml:space="preserve">  Real Q: what's the     │  little from the next   │  (horror), not when it's</w:t>
+            </w:r>
+          </w:p>
+          <w:p>
+            <w:pPr>
+              <w:spacing w:after="0" w:line="240" w:lineRule="auto"/>
+            </w:pPr>
+            <w:r>
+              <w:rPr>
+                <w:rFonts w:ascii="Consolas" w:hAnsi="Consolas"/>
+                <w:sz w:val="18"/>
+              </w:rPr>
+              <w:t xml:space="preserve">  RIGHT size for THIS    │                         │  a likely hit</w:t>
+            </w:r>
+          </w:p>
+          <w:p>
+            <w:pPr>
+              <w:spacing w:after="0" w:line="240" w:lineRule="auto"/>
+            </w:pPr>
+            <w:r>
+              <w:rPr>
+                <w:rFonts w:ascii="Consolas" w:hAnsi="Consolas"/>
+                <w:sz w:val="18"/>
+              </w:rPr>
+              <w:t xml:space="preserve">  genre?                 │  Match strategy to film │</w:t>
+            </w:r>
+          </w:p>
+        </w:tc>
+      </w:tr>
+    </w:tbl>
+    <w:p>
+      <w:pPr>
+        <w:spacing w:after="0"/>
+      </w:pPr>
+    </w:p>
+    <w:p>
+      <w:r>
+        <w:rPr>
+          <w:b/>
+        </w:rPr>
+        <w:t>What this teaches:</w:t>
+      </w:r>
+    </w:p>
+    <w:p>
+      <w:pPr>
+        <w:pStyle w:val="ListBullet"/>
+      </w:pPr>
+      <w:r>
+        <w:rPr>
+          <w:b w:val="0"/>
+        </w:rPr>
+        <w:t>Bet sizing is genre-specific (students see each genre's typical budget in the app).</w:t>
+      </w:r>
+    </w:p>
+    <w:p>
+      <w:pPr>
+        <w:pStyle w:val="ListBullet"/>
+      </w:pPr>
+      <w:r>
+        <w:rPr>
+          <w:b w:val="0"/>
+        </w:rPr>
+        <w:t>Release strategy is a choice about which audience and which window, not a default.</w:t>
+      </w:r>
+    </w:p>
+    <w:p>
+      <w:pPr>
+        <w:pStyle w:val="ListBullet"/>
+      </w:pPr>
+      <w:r>
+        <w:rPr>
+          <w:b w:val="0"/>
+        </w:rPr>
+        <w:t>Financing structure moves risk off your books, at a price.</w:t>
+      </w:r>
+    </w:p>
+    <w:p>
+      <w:pPr>
+        <w:pStyle w:val="Heading2"/>
+      </w:pPr>
+      <w:r>
+        <w:t>BONUS: WHAT THE BEAR / BASE / BULL BARS MEAN</w:t>
+      </w:r>
+    </w:p>
+    <w:p>
+      <w:r>
+        <w:rPr>
+          <w:b w:val="0"/>
+          <w:color w:val="5A606E"/>
+        </w:rPr>
+        <w:t>(Only draw if you have time or students ask.)</w:t>
+      </w:r>
+    </w:p>
+    <w:tbl>
+      <w:tblPr>
+        <w:tblW w:type="auto" w:w="0"/>
+        <w:jc w:val="center"/>
+        <w:tblLook w:firstColumn="1" w:firstRow="1" w:lastColumn="0" w:lastRow="0" w:noHBand="0" w:noVBand="1" w:val="04A0"/>
+      </w:tblPr>
+      <w:tblGrid>
+        <w:gridCol w:w="9360"/>
+      </w:tblGrid>
+      <w:tr>
+        <w:tc>
+          <w:tcPr>
+            <w:tcW w:type="dxa" w:w="9360"/>
+            <w:shd w:val="clear" w:color="auto" w:fill="F4F5F7"/>
+          </w:tcPr>
+          <w:p>
+            <w:pPr>
+              <w:spacing w:after="0" w:line="240" w:lineRule="auto"/>
+            </w:pPr>
+            <w:r>
+              <w:rPr>
+                <w:rFonts w:ascii="Consolas" w:hAnsi="Consolas"/>
+                <w:sz w:val="18"/>
+              </w:rPr>
+              <w:t xml:space="preserve">   NPV ($M)</w:t>
+            </w:r>
+          </w:p>
+          <w:p>
+            <w:pPr>
+              <w:spacing w:after="0" w:line="240" w:lineRule="auto"/>
+            </w:pPr>
+            <w:r>
+              <w:rPr>
+                <w:rFonts w:ascii="Consolas" w:hAnsi="Consolas"/>
+                <w:sz w:val="18"/>
+              </w:rPr>
+              <w:t xml:space="preserve">   +300 |                       ███  BULL  (breakout)</w:t>
+            </w:r>
+          </w:p>
+          <w:p>
+            <w:pPr>
+              <w:spacing w:after="0" w:line="240" w:lineRule="auto"/>
+            </w:pPr>
+            <w:r>
+              <w:rPr>
+                <w:rFonts w:ascii="Consolas" w:hAnsi="Consolas"/>
+                <w:sz w:val="18"/>
+              </w:rPr>
+              <w:t xml:space="preserve">   +150 |            ███        ███</w:t>
+            </w:r>
+          </w:p>
+          <w:p>
+            <w:pPr>
+              <w:spacing w:after="0" w:line="240" w:lineRule="auto"/>
+            </w:pPr>
+            <w:r>
+              <w:rPr>
+                <w:rFonts w:ascii="Consolas" w:hAnsi="Consolas"/>
+                <w:sz w:val="18"/>
+              </w:rPr>
+              <w:t xml:space="preserve">      0 |───███──────███────────███──────────────────</w:t>
+            </w:r>
+          </w:p>
+          <w:p>
+            <w:pPr>
+              <w:spacing w:after="0" w:line="240" w:lineRule="auto"/>
+            </w:pPr>
+            <w:r>
+              <w:rPr>
+                <w:rFonts w:ascii="Consolas" w:hAnsi="Consolas"/>
+                <w:sz w:val="18"/>
+              </w:rPr>
+              <w:t xml:space="preserve">    -80 |   ███  BEAR (weak run)       BASE (expected) in the middle</w:t>
+            </w:r>
+          </w:p>
+          <w:p>
+            <w:pPr>
+              <w:spacing w:after="0" w:line="240" w:lineRule="auto"/>
+            </w:pPr>
+            <w:r>
+              <w:rPr>
+                <w:rFonts w:ascii="Consolas" w:hAnsi="Consolas"/>
+                <w:sz w:val="18"/>
+              </w:rPr>
+              <w:t xml:space="preserve"> </w:t>
+            </w:r>
+          </w:p>
+          <w:p>
+            <w:pPr>
+              <w:spacing w:after="0" w:line="240" w:lineRule="auto"/>
+            </w:pPr>
+            <w:r>
+              <w:rPr>
+                <w:rFonts w:ascii="Consolas" w:hAnsi="Consolas"/>
+                <w:sz w:val="18"/>
+              </w:rPr>
+              <w:t xml:space="preserve">   Every bar = what the film earns  MINUS  Capital at Risk</w:t>
+            </w:r>
+          </w:p>
+          <w:p>
+            <w:pPr>
+              <w:spacing w:after="0" w:line="240" w:lineRule="auto"/>
+            </w:pPr>
+            <w:r>
+              <w:rPr>
+                <w:rFonts w:ascii="Consolas" w:hAnsi="Consolas"/>
+                <w:sz w:val="18"/>
+              </w:rPr>
+              <w:t xml:space="preserve">   +$10M of budget pushes ALL THREE bars down ~$10M</w:t>
+            </w:r>
+          </w:p>
+          <w:p>
+            <w:pPr>
+              <w:spacing w:after="0" w:line="240" w:lineRule="auto"/>
+            </w:pPr>
+            <w:r>
+              <w:rPr>
+                <w:rFonts w:ascii="Consolas" w:hAnsi="Consolas"/>
+                <w:sz w:val="18"/>
+              </w:rPr>
+              <w:t xml:space="preserve">   ...unless the film earns it back</w:t>
+            </w:r>
+          </w:p>
+        </w:tc>
+      </w:tr>
+    </w:tbl>
+    <w:p>
+      <w:pPr>
+        <w:spacing w:after="0"/>
+      </w:pPr>
+    </w:p>
+    <w:p>
+      <w:pPr>
+        <w:pStyle w:val="Heading2"/>
+      </w:pPr>
+      <w:r>
+        <w:t>HOW TO USE THIS IN CLASS (minutes 0–12)</w:t>
+      </w:r>
+    </w:p>
+    <w:p>
+      <w:r>
+        <w:rPr>
+          <w:b/>
+        </w:rPr>
+        <w:t>While drawing Board 0 (6 min):</w:t>
+      </w:r>
+    </w:p>
+    <w:p>
+      <w:pPr>
+        <w:ind w:left="504" w:hanging="432"/>
+      </w:pPr>
+      <w:r>
+        <w:rPr>
+          <w:b/>
+          <w:color w:val="1A6BB5"/>
+        </w:rPr>
+        <w:t xml:space="preserve">1.  </w:t>
+      </w:r>
+      <w:r>
+        <w:rPr>
+          <w:b w:val="0"/>
+        </w:rPr>
+        <w:t>Write the title (30 sec).</w:t>
+      </w:r>
+    </w:p>
+    <w:p>
+      <w:pPr>
+        <w:ind w:left="504" w:hanging="432"/>
+      </w:pPr>
+      <w:r>
+        <w:rPr>
+          <w:b/>
+          <w:color w:val="1A6BB5"/>
+        </w:rPr>
+        <w:t xml:space="preserve">2.  </w:t>
+      </w:r>
+      <w:r>
+        <w:rPr>
+          <w:b w:val="0"/>
+        </w:rPr>
+        <w:t>Draw the TV half; ask, "What kept your network alive yesterday?" Listen for mix, renewals, amortization (1.5 min).</w:t>
+      </w:r>
+    </w:p>
+    <w:p>
+      <w:pPr>
+        <w:ind w:left="504" w:hanging="432"/>
+      </w:pPr>
+      <w:r>
+        <w:rPr>
+          <w:b/>
+          <w:color w:val="1A6BB5"/>
+        </w:rPr>
+        <w:t xml:space="preserve">3.  </w:t>
+      </w:r>
+      <w:r>
+        <w:rPr>
+          <w:b w:val="0"/>
+        </w:rPr>
+        <w:t>Draw the Movies half while explaining each contrast (1.5 min).</w:t>
+      </w:r>
+    </w:p>
+    <w:p>
+      <w:pPr>
+        <w:ind w:left="504" w:hanging="432"/>
+      </w:pPr>
+      <w:r>
+        <w:rPr>
+          <w:b/>
+          <w:color w:val="1A6BB5"/>
+        </w:rPr>
+        <w:t xml:space="preserve">4.  </w:t>
+      </w:r>
+      <w:r>
+        <w:rPr>
+          <w:b w:val="0"/>
+        </w:rPr>
+        <w:t>Write the key insight and circle it (30 sec).</w:t>
+      </w:r>
+    </w:p>
+    <w:p>
+      <w:pPr>
+        <w:ind w:left="504" w:hanging="432"/>
+      </w:pPr>
+      <w:r>
+        <w:rPr>
+          <w:b/>
+          <w:color w:val="1A6BB5"/>
+        </w:rPr>
+        <w:t xml:space="preserve">5.  </w:t>
+      </w:r>
+      <w:r>
+        <w:rPr>
+          <w:b w:val="0"/>
+        </w:rPr>
+        <w:t>Discuss: "If you can't average the risk away inside a film, what can you do?" (2 min).</w:t>
+      </w:r>
+    </w:p>
+    <w:p>
+      <w:r>
+        <w:rPr>
+          <w:b/>
+        </w:rPr>
+        <w:t>While drawing Board 1 (6 min):</w:t>
+      </w:r>
+    </w:p>
+    <w:p>
+      <w:pPr>
+        <w:ind w:left="504" w:hanging="432"/>
+      </w:pPr>
+      <w:r>
+        <w:rPr>
+          <w:b/>
+          <w:color w:val="1A6BB5"/>
+        </w:rPr>
+        <w:t xml:space="preserve">1.  </w:t>
+      </w:r>
+      <w:r>
+        <w:rPr>
+          <w:b w:val="0"/>
+        </w:rPr>
+        <w:t>Write the title and the three column headers (1 min).</w:t>
+      </w:r>
+    </w:p>
+    <w:p>
+      <w:pPr>
+        <w:ind w:left="504" w:hanging="432"/>
+      </w:pPr>
+      <w:r>
+        <w:rPr>
+          <w:b/>
+          <w:color w:val="1A6BB5"/>
+        </w:rPr>
+        <w:t xml:space="preserve">2.  </w:t>
+      </w:r>
+      <w:r>
+        <w:rPr>
+          <w:b w:val="0"/>
+        </w:rPr>
+        <w:t>Fill Choice 1 while students react to "$20M tentpole" and "$300M horror film" (1.5 min).</w:t>
+      </w:r>
+    </w:p>
+    <w:p>
+      <w:pPr>
+        <w:ind w:left="504" w:hanging="432"/>
+      </w:pPr>
+      <w:r>
+        <w:rPr>
+          <w:b/>
+          <w:color w:val="1A6BB5"/>
+        </w:rPr>
+        <w:t xml:space="preserve">3.  </w:t>
+      </w:r>
+      <w:r>
+        <w:rPr>
+          <w:b w:val="0"/>
+        </w:rPr>
+        <w:t>Fill Choice 2 (1.5 min).</w:t>
+      </w:r>
+    </w:p>
+    <w:p>
+      <w:pPr>
+        <w:ind w:left="504" w:hanging="432"/>
+      </w:pPr>
+      <w:r>
+        <w:rPr>
+          <w:b/>
+          <w:color w:val="1A6BB5"/>
+        </w:rPr>
+        <w:t xml:space="preserve">4.  </w:t>
+      </w:r>
+      <w:r>
+        <w:rPr>
+          <w:b w:val="0"/>
+        </w:rPr>
+        <w:t>Fill Choice 3 (1.5 min).</w:t>
+      </w:r>
+    </w:p>
+    <w:p>
+      <w:pPr>
+        <w:ind w:left="504" w:hanging="432"/>
+      </w:pPr>
+      <w:r>
+        <w:rPr>
+          <w:b/>
+          <w:color w:val="1A6BB5"/>
+        </w:rPr>
+        <w:t xml:space="preserve">5.  </w:t>
+      </w:r>
+      <w:r>
+        <w:rPr>
+          <w:b w:val="0"/>
+        </w:rPr>
+        <w:t>Close: "You just made three greenlight calls in your head. In 60 minutes you'll make fifteen with real money." (30 sec).</w:t>
+      </w:r>
+    </w:p>
+    <w:p>
+      <w:pPr>
+        <w:pStyle w:val="Heading2"/>
+      </w:pPr>
+      <w:r>
+        <w:t>WHAT NOT TO OVER-EXPLAIN</w:t>
+      </w:r>
+    </w:p>
+    <w:p>
+      <w:pPr>
+        <w:pStyle w:val="ListBullet"/>
+      </w:pPr>
+      <w:r>
+        <w:rPr>
+          <w:b w:val="0"/>
+        </w:rPr>
+        <w:t>❌ Don't explain NPV math  ✅ Just say: "What the film earns, minus what you spent, in today's dollars."</w:t>
+      </w:r>
+    </w:p>
+    <w:p>
+      <w:pPr>
+        <w:pStyle w:val="ListBullet"/>
+      </w:pPr>
+      <w:r>
+        <w:rPr>
+          <w:b w:val="0"/>
+        </w:rPr>
+        <w:t>❌ Don't explain how the bear case is weighted  ✅ Just say: "The score cares about your bad outcome, not just your hopeful one."</w:t>
+      </w:r>
+    </w:p>
+    <w:p>
+      <w:pPr>
+        <w:pStyle w:val="ListBullet"/>
+      </w:pPr>
+      <w:r>
+        <w:rPr>
+          <w:b w:val="0"/>
+        </w:rPr>
+        <w:t>❌ Don't reveal the best budget or P&amp;A for each genre  ✅ Just say: "The app shows you the typical budget. The rest is your call."</w:t>
+      </w:r>
+    </w:p>
+    <w:p>
+      <w:pPr>
+        <w:pStyle w:val="ListBullet"/>
+      </w:pPr>
+      <w:r>
+        <w:rPr>
+          <w:b w:val="0"/>
+        </w:rPr>
+        <w:t>❌ Don't explain presale mechanics  ✅ Just say: "It's insurance. Insurance has a premium."</w:t>
+      </w:r>
+    </w:p>
+    <w:p>
+      <w:pPr>
+        <w:pStyle w:val="ListBullet"/>
+      </w:pPr>
+      <w:r>
+        <w:rPr>
+          <w:b w:val="0"/>
+        </w:rPr>
+        <w:t>❌ Don't predict outcomes  ✅ Just say: "You're about to find out."</w:t>
+      </w:r>
+    </w:p>
+    <w:p>
+      <w:r>
+        <w:br w:type="page"/>
+      </w:r>
+    </w:p>
+    <w:p>
+      <w:pPr>
+        <w:pStyle w:val="Heading1"/>
+      </w:pPr>
+      <w:r>
+        <w:t>THE 60-MINUTE PLAY BLOCK (minutes 12–72)</w:t>
       </w:r>
     </w:p>
     <w:tbl>
@@ -737,7 +1471,7 @@
         </w:tc>
         <w:tc>
           <w:tcPr>
-            <w:tcW w:type="dxa" w:w="3744"/>
+            <w:tcW w:type="dxa" w:w="3600"/>
             <w:shd w:val="clear" w:color="auto" w:fill="1F232B"/>
           </w:tcPr>
           <w:p>
@@ -753,7 +1487,7 @@
         </w:tc>
         <w:tc>
           <w:tcPr>
-            <w:tcW w:type="dxa" w:w="4320"/>
+            <w:tcW w:type="dxa" w:w="4464"/>
             <w:shd w:val="clear" w:color="auto" w:fill="1F232B"/>
           </w:tcPr>
           <w:p>
@@ -779,13 +1513,13 @@
                 <w:b/>
                 <w:sz w:val="20"/>
               </w:rPr>
-              <w:t>0–12</w:t>
+              <w:t>12–24</w:t>
             </w:r>
           </w:p>
         </w:tc>
         <w:tc>
           <w:tcPr>
-            <w:tcW w:type="dxa" w:w="3744"/>
+            <w:tcW w:type="dxa" w:w="3600"/>
           </w:tcPr>
           <w:p>
             <w:r>
@@ -793,13 +1527,13 @@
                 <w:b w:val="0"/>
                 <w:sz w:val="20"/>
               </w:rPr>
-              <w:t>Register; Film 1 (Years 1–2) greenlit and simulated</w:t>
+              <w:t>Register; Film 1 (Years 1–2)</w:t>
             </w:r>
           </w:p>
         </w:tc>
         <w:tc>
           <w:tcPr>
-            <w:tcW w:type="dxa" w:w="4320"/>
+            <w:tcW w:type="dxa" w:w="4464"/>
           </w:tcPr>
           <w:p>
             <w:r>
@@ -807,51 +1541,7 @@
                 <w:b w:val="0"/>
                 <w:sz w:val="20"/>
               </w:rPr>
-              <w:t>Teams leaving the defaults alone. The default film is an under-funded tentpole and loses money.</w:t>
-            </w:r>
-          </w:p>
-        </w:tc>
-      </w:tr>
-      <w:tr>
-        <w:tc>
-          <w:tcPr>
-            <w:tcW w:type="dxa" w:w="1296"/>
-          </w:tcPr>
-          <w:p>
-            <w:r>
-              <w:rPr>
-                <w:b/>
-                <w:sz w:val="20"/>
-              </w:rPr>
-              <w:t>12–24</w:t>
-            </w:r>
-          </w:p>
-        </w:tc>
-        <w:tc>
-          <w:tcPr>
-            <w:tcW w:type="dxa" w:w="3744"/>
-          </w:tcPr>
-          <w:p>
-            <w:r>
-              <w:rPr>
-                <w:b w:val="0"/>
-                <w:sz w:val="20"/>
-              </w:rPr>
-              <w:t>Film 2</w:t>
-            </w:r>
-          </w:p>
-        </w:tc>
-        <w:tc>
-          <w:tcPr>
-            <w:tcW w:type="dxa" w:w="4320"/>
-          </w:tcPr>
-          <w:p>
-            <w:r>
-              <w:rPr>
-                <w:b w:val="0"/>
-                <w:sz w:val="20"/>
-              </w:rPr>
-              <w:t>Budgets far below the genre's typical budget (the gold hint under Production Budget).</w:t>
+              <w:t>Teams leaving the defaults alone. The default film is an under-funded tentpole.</w:t>
             </w:r>
           </w:p>
         </w:tc>
@@ -873,7 +1563,7 @@
         </w:tc>
         <w:tc>
           <w:tcPr>
-            <w:tcW w:type="dxa" w:w="3744"/>
+            <w:tcW w:type="dxa" w:w="3600"/>
           </w:tcPr>
           <w:p>
             <w:r>
@@ -881,27 +1571,13 @@
                 <w:b w:val="0"/>
                 <w:sz w:val="20"/>
               </w:rPr>
-              <w:t xml:space="preserve">Film 3 — </w:t>
-            </w:r>
-            <w:r>
-              <w:rPr>
-                <w:b/>
-                <w:sz w:val="20"/>
-              </w:rPr>
-              <w:t>release strategies unlock</w:t>
-            </w:r>
-            <w:r>
-              <w:rPr>
-                <w:b w:val="0"/>
-                <w:sz w:val="20"/>
-              </w:rPr>
-              <w:t xml:space="preserve"> (Wide / Platform / Day-and-Date)</w:t>
+              <w:t>Film 2</w:t>
             </w:r>
           </w:p>
         </w:tc>
         <w:tc>
           <w:tcPr>
-            <w:tcW w:type="dxa" w:w="4320"/>
+            <w:tcW w:type="dxa" w:w="4464"/>
           </w:tcPr>
           <w:p>
             <w:r>
@@ -909,7 +1585,7 @@
                 <w:b w:val="0"/>
                 <w:sz w:val="20"/>
               </w:rPr>
-              <w:t>Everyone defaulting to Wide. Ask who considered Platform for a drama or Day-and-Date for a horror film.</w:t>
+              <w:t>Budgets far below the genre's typical budget (gold hint under Production Budget).</w:t>
             </w:r>
           </w:p>
         </w:tc>
@@ -931,7 +1607,7 @@
         </w:tc>
         <w:tc>
           <w:tcPr>
-            <w:tcW w:type="dxa" w:w="3744"/>
+            <w:tcW w:type="dxa" w:w="3600"/>
           </w:tcPr>
           <w:p>
             <w:r>
@@ -939,13 +1615,20 @@
                 <w:b w:val="0"/>
                 <w:sz w:val="20"/>
               </w:rPr>
-              <w:t>Film 4</w:t>
+              <w:t xml:space="preserve">Film 3 — </w:t>
+            </w:r>
+            <w:r>
+              <w:rPr>
+                <w:b/>
+                <w:sz w:val="20"/>
+              </w:rPr>
+              <w:t>release strategies unlock</w:t>
             </w:r>
           </w:p>
         </w:tc>
         <w:tc>
           <w:tcPr>
-            <w:tcW w:type="dxa" w:w="4320"/>
+            <w:tcW w:type="dxa" w:w="4464"/>
           </w:tcPr>
           <w:p>
             <w:r>
@@ -953,7 +1636,7 @@
                 <w:b w:val="0"/>
                 <w:sz w:val="20"/>
               </w:rPr>
-              <w:t>Pay-1 choices: did anyone take a lower bid on a shorter term, or reject the offers and go back to market?</w:t>
+              <w:t>Everyone defaulting to Wide. Who considered Platform for a drama, or Day-and-Date for horror?</w:t>
             </w:r>
           </w:p>
         </w:tc>
@@ -969,13 +1652,13 @@
                 <w:b/>
                 <w:sz w:val="20"/>
               </w:rPr>
-              <w:t>48–58</w:t>
+              <w:t>48–60</w:t>
             </w:r>
           </w:p>
         </w:tc>
         <w:tc>
           <w:tcPr>
-            <w:tcW w:type="dxa" w:w="3744"/>
+            <w:tcW w:type="dxa" w:w="3600"/>
           </w:tcPr>
           <w:p>
             <w:r>
@@ -983,20 +1666,13 @@
                 <w:b w:val="0"/>
                 <w:sz w:val="20"/>
               </w:rPr>
-              <w:t xml:space="preserve">Film 5, then </w:t>
-            </w:r>
-            <w:r>
-              <w:rPr>
-                <w:b/>
-                <w:sz w:val="20"/>
-              </w:rPr>
-              <w:t>View Final Slate</w:t>
+              <w:t>Film 4</w:t>
             </w:r>
           </w:p>
         </w:tc>
         <w:tc>
           <w:tcPr>
-            <w:tcW w:type="dxa" w:w="4320"/>
+            <w:tcW w:type="dxa" w:w="4464"/>
           </w:tcPr>
           <w:p>
             <w:r>
@@ -1004,7 +1680,7 @@
                 <w:b w:val="0"/>
                 <w:sz w:val="20"/>
               </w:rPr>
-              <w:t>Teams about to submit without reading the Score Breakdown.</w:t>
+              <w:t>Pay-1: anyone take a lower bid on a shorter term? Anyone go back to market?</w:t>
             </w:r>
           </w:p>
         </w:tc>
@@ -1020,13 +1696,64 @@
                 <w:b/>
                 <w:sz w:val="20"/>
               </w:rPr>
-              <w:t>58–60</w:t>
+              <w:t>60–70</w:t>
             </w:r>
           </w:p>
         </w:tc>
         <w:tc>
           <w:tcPr>
-            <w:tcW w:type="dxa" w:w="3744"/>
+            <w:tcW w:type="dxa" w:w="3600"/>
+          </w:tcPr>
+          <w:p>
+            <w:r>
+              <w:rPr>
+                <w:b w:val="0"/>
+                <w:sz w:val="20"/>
+              </w:rPr>
+              <w:t xml:space="preserve">Film 5 → </w:t>
+            </w:r>
+            <w:r>
+              <w:rPr>
+                <w:b/>
+                <w:sz w:val="20"/>
+              </w:rPr>
+              <w:t>View Final Slate</w:t>
+            </w:r>
+          </w:p>
+        </w:tc>
+        <w:tc>
+          <w:tcPr>
+            <w:tcW w:type="dxa" w:w="4464"/>
+          </w:tcPr>
+          <w:p>
+            <w:r>
+              <w:rPr>
+                <w:b w:val="0"/>
+                <w:sz w:val="20"/>
+              </w:rPr>
+              <w:t>Teams submitting without reading the Score Breakdown.</w:t>
+            </w:r>
+          </w:p>
+        </w:tc>
+      </w:tr>
+      <w:tr>
+        <w:tc>
+          <w:tcPr>
+            <w:tcW w:type="dxa" w:w="1296"/>
+          </w:tcPr>
+          <w:p>
+            <w:r>
+              <w:rPr>
+                <w:b/>
+                <w:sz w:val="20"/>
+              </w:rPr>
+              <w:t>70–72</w:t>
+            </w:r>
+          </w:p>
+        </w:tc>
+        <w:tc>
+          <w:tcPr>
+            <w:tcW w:type="dxa" w:w="3600"/>
           </w:tcPr>
           <w:p>
             <w:r>
@@ -1040,7 +1767,7 @@
         </w:tc>
         <w:tc>
           <w:tcPr>
-            <w:tcW w:type="dxa" w:w="4320"/>
+            <w:tcW w:type="dxa" w:w="4464"/>
           </w:tcPr>
           <w:p>
             <w:r>
@@ -1048,7 +1775,7 @@
                 <w:b w:val="0"/>
                 <w:sz w:val="20"/>
               </w:rPr>
-              <w:t>Remind them: the first submission is the official one.</w:t>
+              <w:t>First submission is official.</w:t>
             </w:r>
           </w:p>
         </w:tc>
@@ -1060,11 +1787,11 @@
       </w:pPr>
     </w:p>
     <w:p>
-      <w:pPr>
-        <w:pStyle w:val="Heading3"/>
-      </w:pPr>
       <w:r>
-        <w:t>Questions to ask while circulating</w:t>
+        <w:rPr>
+          <w:b/>
+        </w:rPr>
+        <w:t>Questions to ask while circulating:</w:t>
       </w:r>
     </w:p>
     <w:p>
@@ -1097,6 +1824,17 @@
         <w:rPr>
           <w:b w:val="0"/>
         </w:rPr>
+        <w:t>"Your bull case is great. What does your bear case look like?"</w:t>
+      </w:r>
+    </w:p>
+    <w:p>
+      <w:pPr>
+        <w:pStyle w:val="ListBullet"/>
+      </w:pPr>
+      <w:r>
+        <w:rPr>
+          <w:b w:val="0"/>
+        </w:rPr>
         <w:t>"You chose presale. What are you insuring against?"</w:t>
       </w:r>
     </w:p>
@@ -1108,621 +1846,8 @@
         <w:rPr>
           <w:b w:val="0"/>
         </w:rPr>
-        <w:t>"Your bull case is great. What does your bear case look like, and could the studio survive it?"</w:t>
+        <w:t>"Have you made the same movie three times?"</w:t>
       </w:r>
-    </w:p>
-    <w:p>
-      <w:pPr>
-        <w:pStyle w:val="ListBullet"/>
-      </w:pPr>
-      <w:r>
-        <w:rPr>
-          <w:b w:val="0"/>
-        </w:rPr>
-        <w:t>"Is your slate diversified, or have you made the same movie three times?"</w:t>
-      </w:r>
-    </w:p>
-    <w:p>
-      <w:r>
-        <w:br w:type="page"/>
-      </w:r>
-    </w:p>
-    <w:p>
-      <w:pPr>
-        <w:pStyle w:val="Heading1"/>
-      </w:pPr>
-      <w:r>
-        <w:t>Plan C — Portfolio vs. one bet  (recommended opener)</w:t>
-      </w:r>
-    </w:p>
-    <w:p>
-      <w:r>
-        <w:rPr>
-          <w:b/>
-        </w:rPr>
-        <w:t>Learning goal:</w:t>
-      </w:r>
-      <w:r>
-        <w:rPr>
-          <w:b w:val="0"/>
-        </w:rPr>
-        <w:t xml:space="preserve"> students articulate why a film slate is managed differently from a TV portfolio: cost timing, the success metric, and how risk is (or isn't) averaged away.</w:t>
-      </w:r>
-    </w:p>
-    <w:p>
-      <w:pPr>
-        <w:pStyle w:val="Heading2"/>
-      </w:pPr>
-      <w:r>
-        <w:t>Before (12 min)</w:t>
-      </w:r>
-    </w:p>
-    <w:p>
-      <w:pPr>
-        <w:ind w:left="504" w:hanging="432"/>
-      </w:pPr>
-      <w:r>
-        <w:rPr>
-          <w:b/>
-          <w:color w:val="1A6BB5"/>
-        </w:rPr>
-        <w:t xml:space="preserve">1.  </w:t>
-      </w:r>
-      <w:r>
-        <w:rPr>
-          <w:b/>
-        </w:rPr>
-        <w:t>(3 min)</w:t>
-      </w:r>
-      <w:r>
-        <w:rPr>
-          <w:b w:val="0"/>
-        </w:rPr>
-        <w:t xml:space="preserve"> Cold-call two teams on last session: "What kept your TV network alive?" Listen for amortization, renewing cash cows, and spreading bets across genres.</w:t>
-      </w:r>
-    </w:p>
-    <w:p>
-      <w:pPr>
-        <w:ind w:left="504" w:hanging="432"/>
-      </w:pPr>
-      <w:r>
-        <w:rPr>
-          <w:b/>
-          <w:color w:val="1A6BB5"/>
-        </w:rPr>
-        <w:t xml:space="preserve">2.  </w:t>
-      </w:r>
-      <w:r>
-        <w:rPr>
-          <w:b/>
-        </w:rPr>
-        <w:t>(6 min)</w:t>
-      </w:r>
-      <w:r>
-        <w:rPr>
-          <w:b w:val="0"/>
-        </w:rPr>
-        <w:t xml:space="preserve"> Build the board below, column by column, asking the class to fill in the Movies side.</w:t>
-      </w:r>
-    </w:p>
-    <w:p>
-      <w:pPr>
-        <w:ind w:left="504" w:hanging="432"/>
-      </w:pPr>
-      <w:r>
-        <w:rPr>
-          <w:b/>
-          <w:color w:val="1A6BB5"/>
-        </w:rPr>
-        <w:t xml:space="preserve">3.  </w:t>
-      </w:r>
-      <w:r>
-        <w:rPr>
-          <w:b/>
-        </w:rPr>
-        <w:t>(3 min)</w:t>
-      </w:r>
-      <w:r>
-        <w:rPr>
-          <w:b w:val="0"/>
-        </w:rPr>
-        <w:t xml:space="preserve"> Close with the question they'll answer by playing: "If you can't average away risk, how do you manage it?"</w:t>
-      </w:r>
-    </w:p>
-    <w:p>
-      <w:r>
-        <w:rPr>
-          <w:b/>
-        </w:rPr>
-        <w:t>Board: TV vs. Movies</w:t>
-      </w:r>
-    </w:p>
-    <w:tbl>
-      <w:tblPr>
-        <w:tblStyle w:val="TableGrid"/>
-        <w:tblW w:type="auto" w:w="0"/>
-        <w:jc w:val="center"/>
-        <w:tblLook w:firstColumn="1" w:firstRow="1" w:lastColumn="0" w:lastRow="0" w:noHBand="0" w:noVBand="1" w:val="04A0"/>
-      </w:tblPr>
-      <w:tblGrid>
-        <w:gridCol w:w="3120"/>
-        <w:gridCol w:w="3120"/>
-        <w:gridCol w:w="3120"/>
-      </w:tblGrid>
-      <w:tr>
-        <w:tc>
-          <w:tcPr>
-            <w:tcW w:type="dxa" w:w="1872"/>
-            <w:shd w:val="clear" w:color="auto" w:fill="1F232B"/>
-          </w:tcPr>
-          <w:p>
-            <w:r>
-              <w:rPr>
-                <w:b/>
-                <w:color w:val="FFFFFF"/>
-                <w:sz w:val="20"/>
-              </w:rPr>
-            </w:r>
-          </w:p>
-        </w:tc>
-        <w:tc>
-          <w:tcPr>
-            <w:tcW w:type="dxa" w:w="3744"/>
-            <w:shd w:val="clear" w:color="auto" w:fill="1F232B"/>
-          </w:tcPr>
-          <w:p>
-            <w:r>
-              <w:rPr>
-                <w:b/>
-                <w:color w:val="FFFFFF"/>
-                <w:sz w:val="20"/>
-              </w:rPr>
-              <w:t>TV / Streaming (last session)</w:t>
-            </w:r>
-          </w:p>
-        </w:tc>
-        <w:tc>
-          <w:tcPr>
-            <w:tcW w:type="dxa" w:w="3744"/>
-            <w:shd w:val="clear" w:color="auto" w:fill="1F232B"/>
-          </w:tcPr>
-          <w:p>
-            <w:r>
-              <w:rPr>
-                <w:b/>
-                <w:color w:val="FFFFFF"/>
-                <w:sz w:val="20"/>
-              </w:rPr>
-              <w:t>Movies (today)</w:t>
-            </w:r>
-          </w:p>
-        </w:tc>
-      </w:tr>
-      <w:tr>
-        <w:tc>
-          <w:tcPr>
-            <w:tcW w:type="dxa" w:w="1872"/>
-          </w:tcPr>
-          <w:p>
-            <w:r>
-              <w:rPr>
-                <w:b/>
-                <w:sz w:val="20"/>
-              </w:rPr>
-              <w:t>Bets</w:t>
-            </w:r>
-          </w:p>
-        </w:tc>
-        <w:tc>
-          <w:tcPr>
-            <w:tcW w:type="dxa" w:w="3744"/>
-          </w:tcPr>
-          <w:p>
-            <w:r>
-              <w:rPr>
-                <w:b w:val="0"/>
-                <w:sz w:val="20"/>
-              </w:rPr>
-              <w:t>Many shows at once</w:t>
-            </w:r>
-          </w:p>
-        </w:tc>
-        <w:tc>
-          <w:tcPr>
-            <w:tcW w:type="dxa" w:w="3744"/>
-          </w:tcPr>
-          <w:p>
-            <w:r>
-              <w:rPr>
-                <w:b w:val="0"/>
-                <w:sz w:val="20"/>
-              </w:rPr>
-              <w:t>One film per cycle</w:t>
-            </w:r>
-          </w:p>
-        </w:tc>
-      </w:tr>
-      <w:tr>
-        <w:tc>
-          <w:tcPr>
-            <w:tcW w:type="dxa" w:w="1872"/>
-          </w:tcPr>
-          <w:p>
-            <w:r>
-              <w:rPr>
-                <w:b/>
-                <w:sz w:val="20"/>
-              </w:rPr>
-              <w:t>Cost timing</w:t>
-            </w:r>
-          </w:p>
-        </w:tc>
-        <w:tc>
-          <w:tcPr>
-            <w:tcW w:type="dxa" w:w="3744"/>
-          </w:tcPr>
-          <w:p>
-            <w:r>
-              <w:rPr>
-                <w:b w:val="0"/>
-                <w:sz w:val="20"/>
-              </w:rPr>
-              <w:t>Amortized over 12–36 months</w:t>
-            </w:r>
-          </w:p>
-        </w:tc>
-        <w:tc>
-          <w:tcPr>
-            <w:tcW w:type="dxa" w:w="3744"/>
-          </w:tcPr>
-          <w:p>
-            <w:r>
-              <w:rPr>
-                <w:b w:val="0"/>
-                <w:sz w:val="20"/>
-              </w:rPr>
-              <w:t>Paid in full up front, before anyone sees it</w:t>
-            </w:r>
-          </w:p>
-        </w:tc>
-      </w:tr>
-      <w:tr>
-        <w:tc>
-          <w:tcPr>
-            <w:tcW w:type="dxa" w:w="1872"/>
-          </w:tcPr>
-          <w:p>
-            <w:r>
-              <w:rPr>
-                <w:b/>
-                <w:sz w:val="20"/>
-              </w:rPr>
-              <w:t>Scorecard</w:t>
-            </w:r>
-          </w:p>
-        </w:tc>
-        <w:tc>
-          <w:tcPr>
-            <w:tcW w:type="dxa" w:w="3744"/>
-          </w:tcPr>
-          <w:p>
-            <w:r>
-              <w:rPr>
-                <w:b w:val="0"/>
-                <w:sz w:val="20"/>
-              </w:rPr>
-              <w:t>OCF margin</w:t>
-            </w:r>
-          </w:p>
-        </w:tc>
-        <w:tc>
-          <w:tcPr>
-            <w:tcW w:type="dxa" w:w="3744"/>
-          </w:tcPr>
-          <w:p>
-            <w:r>
-              <w:rPr>
-                <w:b w:val="0"/>
-                <w:sz w:val="20"/>
-              </w:rPr>
-              <w:t>Risk-adjusted NPV</w:t>
-            </w:r>
-          </w:p>
-        </w:tc>
-      </w:tr>
-      <w:tr>
-        <w:tc>
-          <w:tcPr>
-            <w:tcW w:type="dxa" w:w="1872"/>
-          </w:tcPr>
-          <w:p>
-            <w:r>
-              <w:rPr>
-                <w:b/>
-                <w:sz w:val="20"/>
-              </w:rPr>
-              <w:t>Risk</w:t>
-            </w:r>
-          </w:p>
-        </w:tc>
-        <w:tc>
-          <w:tcPr>
-            <w:tcW w:type="dxa" w:w="3744"/>
-          </w:tcPr>
-          <w:p>
-            <w:r>
-              <w:rPr>
-                <w:b w:val="0"/>
-                <w:sz w:val="20"/>
-              </w:rPr>
-              <w:t>Averaged across a slate</w:t>
-            </w:r>
-          </w:p>
-        </w:tc>
-        <w:tc>
-          <w:tcPr>
-            <w:tcW w:type="dxa" w:w="3744"/>
-          </w:tcPr>
-          <w:p>
-            <w:r>
-              <w:rPr>
-                <w:b w:val="0"/>
-                <w:sz w:val="20"/>
-              </w:rPr>
-              <w:t>Concentrated in one decision</w:t>
-            </w:r>
-          </w:p>
-        </w:tc>
-      </w:tr>
-      <w:tr>
-        <w:tc>
-          <w:tcPr>
-            <w:tcW w:type="dxa" w:w="1872"/>
-          </w:tcPr>
-          <w:p>
-            <w:r>
-              <w:rPr>
-                <w:b/>
-                <w:sz w:val="20"/>
-              </w:rPr>
-              <w:t>Biggest lever</w:t>
-            </w:r>
-          </w:p>
-        </w:tc>
-        <w:tc>
-          <w:tcPr>
-            <w:tcW w:type="dxa" w:w="3744"/>
-          </w:tcPr>
-          <w:p>
-            <w:r>
-              <w:rPr>
-                <w:b w:val="0"/>
-                <w:sz w:val="20"/>
-              </w:rPr>
-              <w:t>Renew / cancel</w:t>
-            </w:r>
-          </w:p>
-        </w:tc>
-        <w:tc>
-          <w:tcPr>
-            <w:tcW w:type="dxa" w:w="3744"/>
-          </w:tcPr>
-          <w:p>
-            <w:r>
-              <w:rPr>
-                <w:b w:val="0"/>
-                <w:sz w:val="20"/>
-              </w:rPr>
-              <w:t>Budget, P&amp;A, and release strategy</w:t>
-            </w:r>
-          </w:p>
-        </w:tc>
-      </w:tr>
-    </w:tbl>
-    <w:p>
-      <w:pPr>
-        <w:spacing w:after="0"/>
-      </w:pPr>
-    </w:p>
-    <w:p>
-      <w:pPr>
-        <w:pStyle w:val="Heading2"/>
-      </w:pPr>
-      <w:r>
-        <w:t>After (13 min)</w:t>
-      </w:r>
-    </w:p>
-    <w:p>
-      <w:pPr>
-        <w:ind w:left="504" w:hanging="432"/>
-      </w:pPr>
-      <w:r>
-        <w:rPr>
-          <w:b/>
-          <w:color w:val="1A6BB5"/>
-        </w:rPr>
-        <w:t xml:space="preserve">1.  </w:t>
-      </w:r>
-      <w:r>
-        <w:rPr>
-          <w:b/>
-        </w:rPr>
-        <w:t>(4 min)</w:t>
-      </w:r>
-      <w:r>
-        <w:rPr>
-          <w:b w:val="0"/>
-        </w:rPr>
-        <w:t xml:space="preserve"> Each team gives a 60-second report: best film, worst film, and one sentence on why.</w:t>
-      </w:r>
-    </w:p>
-    <w:p>
-      <w:pPr>
-        <w:ind w:left="504" w:hanging="432"/>
-      </w:pPr>
-      <w:r>
-        <w:rPr>
-          <w:b/>
-          <w:color w:val="1A6BB5"/>
-        </w:rPr>
-        <w:t xml:space="preserve">2.  </w:t>
-      </w:r>
-      <w:r>
-        <w:rPr>
-          <w:b/>
-        </w:rPr>
-        <w:t>(6 min)</w:t>
-      </w:r>
-      <w:r>
-        <w:rPr>
-          <w:b w:val="0"/>
-        </w:rPr>
-        <w:t xml:space="preserve"> Fill the three-pane board below from those reports.</w:t>
-      </w:r>
-    </w:p>
-    <w:p>
-      <w:pPr>
-        <w:ind w:left="504" w:hanging="432"/>
-      </w:pPr>
-      <w:r>
-        <w:rPr>
-          <w:b/>
-          <w:color w:val="1A6BB5"/>
-        </w:rPr>
-        <w:t xml:space="preserve">3.  </w:t>
-      </w:r>
-      <w:r>
-        <w:rPr>
-          <w:b/>
-        </w:rPr>
-        <w:t>(3 min)</w:t>
-      </w:r>
-      <w:r>
-        <w:rPr>
-          <w:b w:val="0"/>
-        </w:rPr>
-        <w:t xml:space="preserve"> Bridge to the week: "Studios manage concentration through slates, co-financing, and windowing. That's what the next cases are about."</w:t>
-      </w:r>
-    </w:p>
-    <w:p>
-      <w:r>
-        <w:rPr>
-          <w:b/>
-        </w:rPr>
-        <w:t>Board: What decided your slate</w:t>
-      </w:r>
-    </w:p>
-    <w:tbl>
-      <w:tblPr>
-        <w:tblStyle w:val="TableGrid"/>
-        <w:tblW w:type="auto" w:w="0"/>
-        <w:jc w:val="center"/>
-        <w:tblLook w:firstColumn="1" w:firstRow="1" w:lastColumn="0" w:lastRow="0" w:noHBand="0" w:noVBand="1" w:val="04A0"/>
-      </w:tblPr>
-      <w:tblGrid>
-        <w:gridCol w:w="3120"/>
-        <w:gridCol w:w="3120"/>
-        <w:gridCol w:w="3120"/>
-      </w:tblGrid>
-      <w:tr>
-        <w:tc>
-          <w:tcPr>
-            <w:tcW w:type="dxa" w:w="3168"/>
-            <w:shd w:val="clear" w:color="auto" w:fill="1F232B"/>
-          </w:tcPr>
-          <w:p>
-            <w:r>
-              <w:rPr>
-                <w:b/>
-                <w:color w:val="FFFFFF"/>
-                <w:sz w:val="20"/>
-              </w:rPr>
-              <w:t>What we controlled</w:t>
-            </w:r>
-          </w:p>
-        </w:tc>
-        <w:tc>
-          <w:tcPr>
-            <w:tcW w:type="dxa" w:w="3168"/>
-            <w:shd w:val="clear" w:color="auto" w:fill="1F232B"/>
-          </w:tcPr>
-          <w:p>
-            <w:r>
-              <w:rPr>
-                <w:b/>
-                <w:color w:val="FFFFFF"/>
-                <w:sz w:val="20"/>
-              </w:rPr>
-              <w:t>What we couldn't</w:t>
-            </w:r>
-          </w:p>
-        </w:tc>
-        <w:tc>
-          <w:tcPr>
-            <w:tcW w:type="dxa" w:w="3024"/>
-            <w:shd w:val="clear" w:color="auto" w:fill="1F232B"/>
-          </w:tcPr>
-          <w:p>
-            <w:r>
-              <w:rPr>
-                <w:b/>
-                <w:color w:val="FFFFFF"/>
-                <w:sz w:val="20"/>
-              </w:rPr>
-              <w:t>What we'd tell the CFO</w:t>
-            </w:r>
-          </w:p>
-        </w:tc>
-      </w:tr>
-      <w:tr>
-        <w:tc>
-          <w:tcPr>
-            <w:tcW w:type="dxa" w:w="3168"/>
-          </w:tcPr>
-          <w:p>
-            <w:r>
-              <w:rPr>
-                <w:b w:val="0"/>
-                <w:sz w:val="20"/>
-              </w:rPr>
-              <w:t>Budget vs. genre norm; P&amp;A; release strategy; financing; diversification</w:t>
-            </w:r>
-          </w:p>
-        </w:tc>
-        <w:tc>
-          <w:tcPr>
-            <w:tcW w:type="dxa" w:w="3168"/>
-          </w:tcPr>
-          <w:p>
-            <w:r>
-              <w:rPr>
-                <w:b w:val="0"/>
-                <w:sz w:val="20"/>
-              </w:rPr>
-              <w:t>Box-office legs, reviews, word of mouth (25% of the grade is what films actually earned)</w:t>
-            </w:r>
-          </w:p>
-        </w:tc>
-        <w:tc>
-          <w:tcPr>
-            <w:tcW w:type="dxa" w:w="3024"/>
-          </w:tcPr>
-          <w:p>
-            <w:r>
-              <w:rPr>
-                <w:b w:val="0"/>
-                <w:sz w:val="20"/>
-              </w:rPr>
-              <w:t>One recommendation for next year's slate, with the number behind it</w:t>
-            </w:r>
-          </w:p>
-        </w:tc>
-      </w:tr>
-    </w:tbl>
-    <w:p>
-      <w:pPr>
-        <w:spacing w:after="0"/>
-      </w:pPr>
     </w:p>
     <w:tbl>
       <w:tblPr>
@@ -1737,7 +1862,7 @@
         <w:tc>
           <w:tcPr>
             <w:tcW w:type="dxa" w:w="9360"/>
-            <w:shd w:val="clear" w:color="auto" w:fill="EEF6EC"/>
+            <w:shd w:val="clear" w:color="auto" w:fill="E8F1FA"/>
           </w:tcPr>
           <w:p>
             <w:pPr>
@@ -1748,13 +1873,13 @@
                 <w:b/>
                 <w:sz w:val="20"/>
               </w:rPr>
-              <w:t xml:space="preserve">KEY IDEA:  </w:t>
+              <w:t xml:space="preserve">TIP:  </w:t>
             </w:r>
             <w:r>
               <w:rPr>
                 <w:b w:val="0"/>
               </w:rPr>
-              <w:t>Listen for the shift from "spread it out" (TV) to "size it right" (Movies). Teams that won usually funded fewer, well-matched bets rather than trying to make every film big.</w:t>
+              <w:t>Start sketching Board 2's frame around minute 65 so it's ready when the scores land.</w:t>
             </w:r>
           </w:p>
         </w:tc>
@@ -1775,673 +1900,271 @@
         <w:pStyle w:val="Heading1"/>
       </w:pPr>
       <w:r>
-        <w:t>Plan A — Size the bet</w:t>
+        <w:t>BOARD 2: WHAT ACTUALLY HAPPENED?  (minutes 72–78)</w:t>
       </w:r>
     </w:p>
     <w:p>
       <w:r>
         <w:rPr>
-          <w:b/>
+          <w:b w:val="0"/>
+          <w:color w:val="5A606E"/>
         </w:rPr>
-        <w:t>Learning goal:</w:t>
-      </w:r>
-      <w:r>
-        <w:rPr>
-          <w:b w:val="0"/>
-        </w:rPr>
-        <w:t xml:space="preserve"> capital discipline. Budget buys quality, but every dollar is at risk before release, so the right budget depends on the genre and the downside.</w:t>
-      </w:r>
-    </w:p>
-    <w:p>
-      <w:pPr>
-        <w:pStyle w:val="Heading2"/>
-      </w:pPr>
-      <w:r>
-        <w:t>Before (12 min)</w:t>
-      </w:r>
-    </w:p>
-    <w:p>
-      <w:pPr>
-        <w:ind w:left="504" w:hanging="432"/>
-      </w:pPr>
-      <w:r>
-        <w:rPr>
-          <w:b/>
-          <w:color w:val="1A6BB5"/>
-        </w:rPr>
-        <w:t xml:space="preserve">1.  </w:t>
-      </w:r>
-      <w:r>
-        <w:rPr>
-          <w:b/>
-        </w:rPr>
-        <w:t>(2 min)</w:t>
-      </w:r>
-      <w:r>
-        <w:rPr>
-          <w:b w:val="0"/>
-        </w:rPr>
-        <w:t xml:space="preserve"> Write three real Universal releases on the board (approximate figures): The Super Mario Bros. Movie (2023, ~$100M budget, ~$1.3B worldwide), Oppenheimer (2023, ~$100M, ~$975M), and Five Nights at Freddy's (2023, ~$20M, ~$290M, released day-and-date on Peacock).</w:t>
-      </w:r>
-    </w:p>
-    <w:p>
-      <w:pPr>
-        <w:ind w:left="504" w:hanging="432"/>
-      </w:pPr>
-      <w:r>
-        <w:rPr>
-          <w:b/>
-          <w:color w:val="1A6BB5"/>
-        </w:rPr>
-        <w:t xml:space="preserve">2.  </w:t>
-      </w:r>
-      <w:r>
-        <w:rPr>
-          <w:b/>
-        </w:rPr>
-        <w:t>(7 min)</w:t>
-      </w:r>
-      <w:r>
-        <w:rPr>
-          <w:b w:val="0"/>
-        </w:rPr>
-        <w:t xml:space="preserve"> Ask: "Same studio, same year. Why were these budgets right for these films?" Fill the board below.</w:t>
-      </w:r>
-    </w:p>
-    <w:p>
-      <w:pPr>
-        <w:ind w:left="504" w:hanging="432"/>
-      </w:pPr>
-      <w:r>
-        <w:rPr>
-          <w:b/>
-          <w:color w:val="1A6BB5"/>
-        </w:rPr>
-        <w:t xml:space="preserve">3.  </w:t>
-      </w:r>
-      <w:r>
-        <w:rPr>
-          <w:b/>
-        </w:rPr>
-        <w:t>(3 min)</w:t>
-      </w:r>
-      <w:r>
-        <w:rPr>
-          <w:b w:val="0"/>
-        </w:rPr>
-        <w:t xml:space="preserve"> Set the challenge: "Today you're the one deciding how much to spend."</w:t>
-      </w:r>
-    </w:p>
-    <w:p>
-      <w:r>
-        <w:rPr>
-          <w:b/>
-        </w:rPr>
-        <w:t>Board: Sizing the bet</w:t>
+        <w:t>(Fill from the Leaderboard while results populate. Same layout as yesterday's Board 2.)</w:t>
       </w:r>
     </w:p>
     <w:tbl>
       <w:tblPr>
-        <w:tblStyle w:val="TableGrid"/>
         <w:tblW w:type="auto" w:w="0"/>
         <w:jc w:val="center"/>
         <w:tblLook w:firstColumn="1" w:firstRow="1" w:lastColumn="0" w:lastRow="0" w:noHBand="0" w:noVBand="1" w:val="04A0"/>
       </w:tblPr>
       <w:tblGrid>
-        <w:gridCol w:w="1560"/>
-        <w:gridCol w:w="1560"/>
-        <w:gridCol w:w="1560"/>
-        <w:gridCol w:w="1560"/>
-        <w:gridCol w:w="1560"/>
-        <w:gridCol w:w="1560"/>
+        <w:gridCol w:w="9360"/>
       </w:tblGrid>
       <w:tr>
         <w:tc>
           <w:tcPr>
-            <w:tcW w:type="dxa" w:w="1872"/>
-            <w:shd w:val="clear" w:color="auto" w:fill="1F232B"/>
+            <w:tcW w:type="dxa" w:w="9360"/>
+            <w:shd w:val="clear" w:color="auto" w:fill="F4F5F7"/>
           </w:tcPr>
           <w:p>
+            <w:pPr>
+              <w:spacing w:after="0" w:line="240" w:lineRule="auto"/>
+            </w:pPr>
             <w:r>
               <w:rPr>
-                <w:b/>
-                <w:color w:val="FFFFFF"/>
-                <w:sz w:val="20"/>
+                <w:rFonts w:ascii="Consolas" w:hAnsi="Consolas"/>
+                <w:sz w:val="18"/>
               </w:rPr>
-              <w:t>Film</w:t>
+              <w:t>┌────────────────────────────────────────────────────────────────┐</w:t>
             </w:r>
           </w:p>
-        </w:tc>
-        <w:tc>
-          <w:tcPr>
-            <w:tcW w:type="dxa" w:w="1728"/>
-            <w:shd w:val="clear" w:color="auto" w:fill="1F232B"/>
-          </w:tcPr>
           <w:p>
+            <w:pPr>
+              <w:spacing w:after="0" w:line="240" w:lineRule="auto"/>
+            </w:pPr>
             <w:r>
               <w:rPr>
-                <w:b/>
-                <w:color w:val="FFFFFF"/>
-                <w:sz w:val="20"/>
+                <w:rFonts w:ascii="Consolas" w:hAnsi="Consolas"/>
+                <w:sz w:val="18"/>
               </w:rPr>
-              <w:t>Concept</w:t>
+              <w:t>│          WHAT ACTUALLY HAPPENED?  (Your 5-film slate)          │</w:t>
             </w:r>
           </w:p>
-        </w:tc>
-        <w:tc>
-          <w:tcPr>
-            <w:tcW w:type="dxa" w:w="1152"/>
-            <w:shd w:val="clear" w:color="auto" w:fill="1F232B"/>
-          </w:tcPr>
           <w:p>
+            <w:pPr>
+              <w:spacing w:after="0" w:line="240" w:lineRule="auto"/>
+            </w:pPr>
             <w:r>
               <w:rPr>
-                <w:b/>
-                <w:color w:val="FFFFFF"/>
-                <w:sz w:val="20"/>
+                <w:rFonts w:ascii="Consolas" w:hAnsi="Consolas"/>
+                <w:sz w:val="18"/>
               </w:rPr>
-              <w:t>Budget</w:t>
+              <w:t>└────────────────────────────────────────────────────────────────┘</w:t>
             </w:r>
           </w:p>
-        </w:tc>
-        <w:tc>
-          <w:tcPr>
-            <w:tcW w:type="dxa" w:w="864"/>
-            <w:shd w:val="clear" w:color="auto" w:fill="1F232B"/>
-          </w:tcPr>
           <w:p>
+            <w:pPr>
+              <w:spacing w:after="0" w:line="240" w:lineRule="auto"/>
+            </w:pPr>
             <w:r>
               <w:rPr>
-                <w:b/>
-                <w:color w:val="FFFFFF"/>
-                <w:sz w:val="20"/>
+                <w:rFonts w:ascii="Consolas" w:hAnsi="Consolas"/>
+                <w:sz w:val="18"/>
               </w:rPr>
-              <w:t>P&amp;A</w:t>
+              <w:t xml:space="preserve"> </w:t>
             </w:r>
           </w:p>
-        </w:tc>
-        <w:tc>
-          <w:tcPr>
-            <w:tcW w:type="dxa" w:w="1584"/>
-            <w:shd w:val="clear" w:color="auto" w:fill="1F232B"/>
-          </w:tcPr>
           <w:p>
+            <w:pPr>
+              <w:spacing w:after="0" w:line="240" w:lineRule="auto"/>
+            </w:pPr>
             <w:r>
               <w:rPr>
-                <w:b/>
-                <w:color w:val="FFFFFF"/>
-                <w:sz w:val="20"/>
+                <w:rFonts w:ascii="Consolas" w:hAnsi="Consolas"/>
+                <w:sz w:val="18"/>
               </w:rPr>
-              <w:t>Release</w:t>
+              <w:t xml:space="preserve">  TOP 3 TEAMS                       BOTTOM 3 TEAMS</w:t>
             </w:r>
           </w:p>
-        </w:tc>
-        <w:tc>
-          <w:tcPr>
-            <w:tcW w:type="dxa" w:w="2160"/>
-            <w:shd w:val="clear" w:color="auto" w:fill="1F232B"/>
-          </w:tcPr>
           <w:p>
+            <w:pPr>
+              <w:spacing w:after="0" w:line="240" w:lineRule="auto"/>
+            </w:pPr>
             <w:r>
               <w:rPr>
-                <w:b/>
-                <w:color w:val="FFFFFF"/>
-                <w:sz w:val="20"/>
+                <w:rFonts w:ascii="Consolas" w:hAnsi="Consolas"/>
+                <w:sz w:val="18"/>
               </w:rPr>
-              <w:t>What could go wrong</w:t>
+              <w:t xml:space="preserve">  ──────────────────────────────────────────────────────────────</w:t>
             </w:r>
           </w:p>
-        </w:tc>
-      </w:tr>
-      <w:tr>
-        <w:tc>
-          <w:tcPr>
-            <w:tcW w:type="dxa" w:w="1872"/>
-          </w:tcPr>
           <w:p>
+            <w:pPr>
+              <w:spacing w:after="0" w:line="240" w:lineRule="auto"/>
+            </w:pPr>
             <w:r>
               <w:rPr>
-                <w:b w:val="0"/>
-                <w:sz w:val="20"/>
+                <w:rFonts w:ascii="Consolas" w:hAnsi="Consolas"/>
+                <w:sz w:val="18"/>
               </w:rPr>
-              <w:t>Super Mario Bros.</w:t>
+              <w:t xml:space="preserve">  🥇 Team ______                    🔴 Team ______</w:t>
             </w:r>
           </w:p>
-        </w:tc>
-        <w:tc>
-          <w:tcPr>
-            <w:tcW w:type="dxa" w:w="1728"/>
-          </w:tcPr>
           <w:p>
+            <w:pPr>
+              <w:spacing w:after="0" w:line="240" w:lineRule="auto"/>
+            </w:pPr>
             <w:r>
               <w:rPr>
-                <w:b w:val="0"/>
-                <w:sz w:val="20"/>
+                <w:rFonts w:ascii="Consolas" w:hAnsi="Consolas"/>
+                <w:sz w:val="18"/>
               </w:rPr>
-              <w:t>Animated / game IP</w:t>
+              <w:t xml:space="preserve">     Score: __  Avg NPV: $__M         Score: __  Avg NPV: $__M</w:t>
             </w:r>
           </w:p>
-        </w:tc>
-        <w:tc>
-          <w:tcPr>
-            <w:tcW w:type="dxa" w:w="1152"/>
-          </w:tcPr>
           <w:p>
+            <w:pPr>
+              <w:spacing w:after="0" w:line="240" w:lineRule="auto"/>
+            </w:pPr>
             <w:r>
               <w:rPr>
-                <w:b w:val="0"/>
-                <w:sz w:val="20"/>
+                <w:rFonts w:ascii="Consolas" w:hAnsi="Consolas"/>
+                <w:sz w:val="18"/>
               </w:rPr>
-              <w:t>~$100M</w:t>
+              <w:t xml:space="preserve">     Genres: ______                   Genres: ______</w:t>
             </w:r>
           </w:p>
-        </w:tc>
-        <w:tc>
-          <w:tcPr>
-            <w:tcW w:type="dxa" w:w="864"/>
-          </w:tcPr>
-          <w:p/>
-        </w:tc>
-        <w:tc>
-          <w:tcPr>
-            <w:tcW w:type="dxa" w:w="1584"/>
-          </w:tcPr>
           <w:p>
+            <w:pPr>
+              <w:spacing w:after="0" w:line="240" w:lineRule="auto"/>
+            </w:pPr>
             <w:r>
               <w:rPr>
-                <w:b w:val="0"/>
-                <w:sz w:val="20"/>
+                <w:rFonts w:ascii="Consolas" w:hAnsi="Consolas"/>
+                <w:sz w:val="18"/>
               </w:rPr>
-              <w:t>Wide, spring</w:t>
+              <w:t xml:space="preserve">     Release: W / P / D&amp;D             Release: W / P / D&amp;D</w:t>
             </w:r>
           </w:p>
-        </w:tc>
-        <w:tc>
-          <w:tcPr>
-            <w:tcW w:type="dxa" w:w="2160"/>
-          </w:tcPr>
-          <w:p/>
-        </w:tc>
-      </w:tr>
-      <w:tr>
-        <w:tc>
-          <w:tcPr>
-            <w:tcW w:type="dxa" w:w="1872"/>
-          </w:tcPr>
           <w:p>
+            <w:pPr>
+              <w:spacing w:after="0" w:line="240" w:lineRule="auto"/>
+            </w:pPr>
             <w:r>
               <w:rPr>
-                <w:b w:val="0"/>
-                <w:sz w:val="20"/>
+                <w:rFonts w:ascii="Consolas" w:hAnsi="Consolas"/>
+                <w:sz w:val="18"/>
               </w:rPr>
-              <w:t>Oppenheimer</w:t>
+              <w:t xml:space="preserve">     Key move: ______                 Key move: ______</w:t>
             </w:r>
           </w:p>
-        </w:tc>
-        <w:tc>
-          <w:tcPr>
-            <w:tcW w:type="dxa" w:w="1728"/>
-          </w:tcPr>
           <w:p>
+            <w:pPr>
+              <w:spacing w:after="0" w:line="240" w:lineRule="auto"/>
+            </w:pPr>
             <w:r>
               <w:rPr>
-                <w:b w:val="0"/>
-                <w:sz w:val="20"/>
+                <w:rFonts w:ascii="Consolas" w:hAnsi="Consolas"/>
+                <w:sz w:val="18"/>
               </w:rPr>
-              <w:t>Prestige drama</w:t>
+              <w:t xml:space="preserve">  🥈 ...                            🔴 ...</w:t>
             </w:r>
           </w:p>
-        </w:tc>
-        <w:tc>
-          <w:tcPr>
-            <w:tcW w:type="dxa" w:w="1152"/>
-          </w:tcPr>
           <w:p>
+            <w:pPr>
+              <w:spacing w:after="0" w:line="240" w:lineRule="auto"/>
+            </w:pPr>
             <w:r>
               <w:rPr>
-                <w:b w:val="0"/>
-                <w:sz w:val="20"/>
+                <w:rFonts w:ascii="Consolas" w:hAnsi="Consolas"/>
+                <w:sz w:val="18"/>
               </w:rPr>
-              <w:t>~$100M</w:t>
+              <w:t xml:space="preserve">  🥉 ...                            🔴 ...</w:t>
             </w:r>
           </w:p>
-        </w:tc>
-        <w:tc>
-          <w:tcPr>
-            <w:tcW w:type="dxa" w:w="864"/>
-          </w:tcPr>
-          <w:p/>
-        </w:tc>
-        <w:tc>
-          <w:tcPr>
-            <w:tcW w:type="dxa" w:w="1584"/>
-          </w:tcPr>
           <w:p>
+            <w:pPr>
+              <w:spacing w:after="0" w:line="240" w:lineRule="auto"/>
+            </w:pPr>
             <w:r>
               <w:rPr>
-                <w:b w:val="0"/>
-                <w:sz w:val="20"/>
+                <w:rFonts w:ascii="Consolas" w:hAnsi="Consolas"/>
+                <w:sz w:val="18"/>
               </w:rPr>
-              <w:t>Wide, summer</w:t>
+              <w:t xml:space="preserve"> </w:t>
             </w:r>
           </w:p>
-        </w:tc>
-        <w:tc>
-          <w:tcPr>
-            <w:tcW w:type="dxa" w:w="2160"/>
-          </w:tcPr>
-          <w:p/>
-        </w:tc>
-      </w:tr>
-      <w:tr>
-        <w:tc>
-          <w:tcPr>
-            <w:tcW w:type="dxa" w:w="1872"/>
-          </w:tcPr>
           <w:p>
+            <w:pPr>
+              <w:spacing w:after="0" w:line="240" w:lineRule="auto"/>
+            </w:pPr>
             <w:r>
               <w:rPr>
-                <w:b w:val="0"/>
-                <w:sz w:val="20"/>
+                <w:rFonts w:ascii="Consolas" w:hAnsi="Consolas"/>
+                <w:sz w:val="18"/>
               </w:rPr>
-              <w:t>Five Nights at Freddy's</w:t>
+              <w:t xml:space="preserve">  PATTERN: what separated the top from the bottom?</w:t>
             </w:r>
           </w:p>
-        </w:tc>
-        <w:tc>
-          <w:tcPr>
-            <w:tcW w:type="dxa" w:w="1728"/>
-          </w:tcPr>
           <w:p>
+            <w:pPr>
+              <w:spacing w:after="0" w:line="240" w:lineRule="auto"/>
+            </w:pPr>
             <w:r>
               <w:rPr>
-                <w:b w:val="0"/>
-                <w:sz w:val="20"/>
+                <w:rFonts w:ascii="Consolas" w:hAnsi="Consolas"/>
+                <w:sz w:val="18"/>
               </w:rPr>
-              <w:t>Horror / game IP</w:t>
+              <w:t xml:space="preserve">  ✅ Budgets sized to genre          ❌ Cheap tentpoles / bloated budgets</w:t>
             </w:r>
           </w:p>
-        </w:tc>
-        <w:tc>
-          <w:tcPr>
-            <w:tcW w:type="dxa" w:w="1152"/>
-          </w:tcPr>
           <w:p>
+            <w:pPr>
+              <w:spacing w:after="0" w:line="240" w:lineRule="auto"/>
+            </w:pPr>
             <w:r>
               <w:rPr>
-                <w:b w:val="0"/>
-                <w:sz w:val="20"/>
+                <w:rFonts w:ascii="Consolas" w:hAnsi="Consolas"/>
+                <w:sz w:val="18"/>
               </w:rPr>
-              <w:t>~$20M</w:t>
+              <w:t xml:space="preserve">  ✅ Strategy matched to the film    ❌ Wide release for everything</w:t>
             </w:r>
           </w:p>
-        </w:tc>
-        <w:tc>
-          <w:tcPr>
-            <w:tcW w:type="dxa" w:w="864"/>
-          </w:tcPr>
-          <w:p/>
-        </w:tc>
-        <w:tc>
-          <w:tcPr>
-            <w:tcW w:type="dxa" w:w="1584"/>
-          </w:tcPr>
           <w:p>
+            <w:pPr>
+              <w:spacing w:after="0" w:line="240" w:lineRule="auto"/>
+            </w:pPr>
             <w:r>
               <w:rPr>
-                <w:b w:val="0"/>
-                <w:sz w:val="20"/>
+                <w:rFonts w:ascii="Consolas" w:hAnsi="Consolas"/>
+                <w:sz w:val="18"/>
               </w:rPr>
-              <w:t>Day-and-Date</w:t>
+              <w:t xml:space="preserve">  ✅ A varied slate                  ❌ The same film five times</w:t>
             </w:r>
           </w:p>
-        </w:tc>
-        <w:tc>
-          <w:tcPr>
-            <w:tcW w:type="dxa" w:w="2160"/>
-          </w:tcPr>
-          <w:p/>
-        </w:tc>
-      </w:tr>
-    </w:tbl>
-    <w:p>
-      <w:pPr>
-        <w:spacing w:after="0"/>
-      </w:pPr>
-    </w:p>
-    <w:p>
-      <w:pPr>
-        <w:pStyle w:val="Heading2"/>
-      </w:pPr>
-      <w:r>
-        <w:t>After (13 min)</w:t>
-      </w:r>
-    </w:p>
-    <w:p>
-      <w:pPr>
-        <w:ind w:left="504" w:hanging="432"/>
-      </w:pPr>
-      <w:r>
-        <w:rPr>
-          <w:b/>
-          <w:color w:val="1A6BB5"/>
-        </w:rPr>
-        <w:t xml:space="preserve">1.  </w:t>
-      </w:r>
-      <w:r>
-        <w:rPr>
-          <w:b/>
-        </w:rPr>
-        <w:t>(5 min)</w:t>
-      </w:r>
-      <w:r>
-        <w:rPr>
-          <w:b w:val="0"/>
-        </w:rPr>
-        <w:t xml:space="preserve"> Plot every team on the 2×2 below using the Leaderboard (Score Breakdown shows each part).</w:t>
-      </w:r>
-    </w:p>
-    <w:p>
-      <w:pPr>
-        <w:ind w:left="504" w:hanging="432"/>
-      </w:pPr>
-      <w:r>
-        <w:rPr>
-          <w:b/>
-          <w:color w:val="1A6BB5"/>
-        </w:rPr>
-        <w:t xml:space="preserve">2.  </w:t>
-      </w:r>
-      <w:r>
-        <w:rPr>
-          <w:b/>
-        </w:rPr>
-        <w:t>(5 min)</w:t>
-      </w:r>
-      <w:r>
-        <w:rPr>
-          <w:b w:val="0"/>
-        </w:rPr>
-        <w:t xml:space="preserve"> Ask the top-right and bottom-left teams to explain their budgets. Probe: "Did you fund your films at their genre's typical budget? What happened when you didn't?"</w:t>
-      </w:r>
-    </w:p>
-    <w:p>
-      <w:pPr>
-        <w:ind w:left="504" w:hanging="432"/>
-      </w:pPr>
-      <w:r>
-        <w:rPr>
-          <w:b/>
-          <w:color w:val="1A6BB5"/>
-        </w:rPr>
-        <w:t xml:space="preserve">3.  </w:t>
-      </w:r>
-      <w:r>
-        <w:rPr>
-          <w:b/>
-        </w:rPr>
-        <w:t>(3 min)</w:t>
-      </w:r>
-      <w:r>
-        <w:rPr>
-          <w:b w:val="0"/>
-        </w:rPr>
-        <w:t xml:space="preserve"> Ask: "Whose best film was luck, and whose was a decision?" Only 25% of the grade is luck, so a team can have a lucky hit and still score poorly.</w:t>
-      </w:r>
-    </w:p>
-    <w:p>
-      <w:r>
-        <w:rPr>
-          <w:b/>
-        </w:rPr>
-        <w:t>Board: Risk-adjusted NPV vs. diversification</w:t>
-      </w:r>
-    </w:p>
-    <w:tbl>
-      <w:tblPr>
-        <w:tblStyle w:val="TableGrid"/>
-        <w:tblW w:type="auto" w:w="0"/>
-        <w:jc w:val="center"/>
-        <w:tblLook w:firstColumn="1" w:firstRow="1" w:lastColumn="0" w:lastRow="0" w:noHBand="0" w:noVBand="1" w:val="04A0"/>
-      </w:tblPr>
-      <w:tblGrid>
-        <w:gridCol w:w="3120"/>
-        <w:gridCol w:w="3120"/>
-        <w:gridCol w:w="3120"/>
-      </w:tblGrid>
-      <w:tr>
-        <w:tc>
-          <w:tcPr>
-            <w:tcW w:type="dxa" w:w="1872"/>
-            <w:shd w:val="clear" w:color="auto" w:fill="1F232B"/>
-          </w:tcPr>
           <w:p>
+            <w:pPr>
+              <w:spacing w:after="0" w:line="240" w:lineRule="auto"/>
+            </w:pPr>
             <w:r>
               <w:rPr>
-                <w:b/>
-                <w:color w:val="FFFFFF"/>
-                <w:sz w:val="20"/>
+                <w:rFonts w:ascii="Consolas" w:hAnsi="Consolas"/>
+                <w:sz w:val="18"/>
               </w:rPr>
+              <w:t xml:space="preserve"> </w:t>
             </w:r>
           </w:p>
-        </w:tc>
-        <w:tc>
-          <w:tcPr>
-            <w:tcW w:type="dxa" w:w="3744"/>
-            <w:shd w:val="clear" w:color="auto" w:fill="1F232B"/>
-          </w:tcPr>
           <w:p>
+            <w:pPr>
+              <w:spacing w:after="0" w:line="240" w:lineRule="auto"/>
+            </w:pPr>
             <w:r>
               <w:rPr>
-                <w:b/>
-                <w:color w:val="FFFFFF"/>
-                <w:sz w:val="20"/>
+                <w:rFonts w:ascii="Consolas" w:hAnsi="Consolas"/>
+                <w:sz w:val="18"/>
               </w:rPr>
-              <w:t>Low diversification</w:t>
-            </w:r>
-          </w:p>
-        </w:tc>
-        <w:tc>
-          <w:tcPr>
-            <w:tcW w:type="dxa" w:w="3744"/>
-            <w:shd w:val="clear" w:color="auto" w:fill="1F232B"/>
-          </w:tcPr>
-          <w:p>
-            <w:r>
-              <w:rPr>
-                <w:b/>
-                <w:color w:val="FFFFFF"/>
-                <w:sz w:val="20"/>
-              </w:rPr>
-              <w:t>High diversification</w:t>
-            </w:r>
-          </w:p>
-        </w:tc>
-      </w:tr>
-      <w:tr>
-        <w:tc>
-          <w:tcPr>
-            <w:tcW w:type="dxa" w:w="1872"/>
-          </w:tcPr>
-          <w:p>
-            <w:r>
-              <w:rPr>
-                <w:b/>
-                <w:sz w:val="20"/>
-              </w:rPr>
-              <w:t>High NPV</w:t>
-            </w:r>
-          </w:p>
-        </w:tc>
-        <w:tc>
-          <w:tcPr>
-            <w:tcW w:type="dxa" w:w="3744"/>
-          </w:tcPr>
-          <w:p>
-            <w:r>
-              <w:rPr>
-                <w:b w:val="0"/>
-                <w:sz w:val="20"/>
-              </w:rPr>
-              <w:t>One strong recipe, repeated</w:t>
-            </w:r>
-          </w:p>
-        </w:tc>
-        <w:tc>
-          <w:tcPr>
-            <w:tcW w:type="dxa" w:w="3744"/>
-          </w:tcPr>
-          <w:p>
-            <w:r>
-              <w:rPr>
-                <w:b w:val="0"/>
-                <w:sz w:val="20"/>
-              </w:rPr>
-              <w:t>Strong, balanced slate</w:t>
-            </w:r>
-          </w:p>
-        </w:tc>
-      </w:tr>
-      <w:tr>
-        <w:tc>
-          <w:tcPr>
-            <w:tcW w:type="dxa" w:w="1872"/>
-          </w:tcPr>
-          <w:p>
-            <w:r>
-              <w:rPr>
-                <w:b/>
-                <w:sz w:val="20"/>
-              </w:rPr>
-              <w:t>Low NPV</w:t>
-            </w:r>
-          </w:p>
-        </w:tc>
-        <w:tc>
-          <w:tcPr>
-            <w:tcW w:type="dxa" w:w="3744"/>
-          </w:tcPr>
-          <w:p>
-            <w:r>
-              <w:rPr>
-                <w:b w:val="0"/>
-                <w:sz w:val="20"/>
-              </w:rPr>
-              <w:t>Concentrated and wrong</w:t>
-            </w:r>
-          </w:p>
-        </w:tc>
-        <w:tc>
-          <w:tcPr>
-            <w:tcW w:type="dxa" w:w="3744"/>
-          </w:tcPr>
-          <w:p>
-            <w:r>
-              <w:rPr>
-                <w:b w:val="0"/>
-                <w:sz w:val="20"/>
-              </w:rPr>
-              <w:t>Spread thin, under-funded</w:t>
+              <w:t xml:space="preserve">  THE GAP = bet sizing + matching strategy to film + slate variety</w:t>
             </w:r>
           </w:p>
         </w:tc>
@@ -2454,7 +2177,43 @@
     </w:p>
     <w:p>
       <w:r>
-        <w:br w:type="page"/>
+        <w:rPr>
+          <w:b/>
+        </w:rPr>
+        <w:t>Key teaching moments:</w:t>
+      </w:r>
+    </w:p>
+    <w:p>
+      <w:pPr>
+        <w:pStyle w:val="ListBullet"/>
+      </w:pPr>
+      <w:r>
+        <w:rPr>
+          <w:b w:val="0"/>
+        </w:rPr>
+        <w:t>Point to the spread: "Same studio, same budget, same five slots. Look at this gap."</w:t>
+      </w:r>
+    </w:p>
+    <w:p>
+      <w:pPr>
+        <w:pStyle w:val="ListBullet"/>
+      </w:pPr>
+      <w:r>
+        <w:rPr>
+          <w:b w:val="0"/>
+        </w:rPr>
+        <w:t>Point to the release column: "Who used Platform or Day-and-Date? What kind of films were they?"</w:t>
+      </w:r>
+    </w:p>
+    <w:p>
+      <w:pPr>
+        <w:pStyle w:val="ListBullet"/>
+      </w:pPr>
+      <w:r>
+        <w:rPr>
+          <w:b w:val="0"/>
+        </w:rPr>
+        <w:t>Ask the bottom teams for their biggest decision, not their unluckiest film.</w:t>
       </w:r>
     </w:p>
     <w:p>
@@ -2462,275 +2221,235 @@
         <w:pStyle w:val="Heading1"/>
       </w:pPr>
       <w:r>
-        <w:t>Plan B — The windowing waterfall</w:t>
+        <w:t>BOARD 3: LUCK VS. ARCHITECTURE, REVISITED  (minutes 78–83)</w:t>
       </w:r>
     </w:p>
     <w:p>
       <w:r>
         <w:rPr>
-          <w:b/>
+          <w:b w:val="0"/>
+          <w:color w:val="5A606E"/>
         </w:rPr>
-        <w:t>Learning goal:</w:t>
-      </w:r>
-      <w:r>
-        <w:rPr>
-          <w:b w:val="0"/>
-        </w:rPr>
-        <w:t xml:space="preserve"> release strategy and cannibalization. Each window earns money but can steal from the next; the right sequence depends on the film.</w:t>
-      </w:r>
-    </w:p>
-    <w:p>
-      <w:pPr>
-        <w:pStyle w:val="Heading2"/>
-      </w:pPr>
-      <w:r>
-        <w:t>Before (12 min)</w:t>
-      </w:r>
-    </w:p>
-    <w:p>
-      <w:pPr>
-        <w:ind w:left="504" w:hanging="432"/>
-      </w:pPr>
-      <w:r>
-        <w:rPr>
-          <w:b/>
-          <w:color w:val="1A6BB5"/>
-        </w:rPr>
-        <w:t xml:space="preserve">1.  </w:t>
-      </w:r>
-      <w:r>
-        <w:rPr>
-          <w:b/>
-        </w:rPr>
-        <w:t>(5 min)</w:t>
-      </w:r>
-      <w:r>
-        <w:rPr>
-          <w:b w:val="0"/>
-        </w:rPr>
-        <w:t xml:space="preserve"> Draw the waterfall below. Ask where the money is made and where one window steals from another.</w:t>
-      </w:r>
-    </w:p>
-    <w:p>
-      <w:pPr>
-        <w:ind w:left="504" w:hanging="432"/>
-      </w:pPr>
-      <w:r>
-        <w:rPr>
-          <w:b/>
-          <w:color w:val="1A6BB5"/>
-        </w:rPr>
-        <w:t xml:space="preserve">2.  </w:t>
-      </w:r>
-      <w:r>
-        <w:rPr>
-          <w:b/>
-        </w:rPr>
-        <w:t>(4 min)</w:t>
-      </w:r>
-      <w:r>
-        <w:rPr>
-          <w:b w:val="0"/>
-        </w:rPr>
-        <w:t xml:space="preserve"> Bring in a real case: in 2020 Universal sent Trolls World Tour straight to premium video on demand, AMC threatened to stop showing Universal films, and the two later agreed to a much shorter theatrical window. Ask: "Who was right?"</w:t>
-      </w:r>
-    </w:p>
-    <w:p>
-      <w:pPr>
-        <w:ind w:left="504" w:hanging="432"/>
-      </w:pPr>
-      <w:r>
-        <w:rPr>
-          <w:b/>
-          <w:color w:val="1A6BB5"/>
-        </w:rPr>
-        <w:t xml:space="preserve">3.  </w:t>
-      </w:r>
-      <w:r>
-        <w:rPr>
-          <w:b/>
-        </w:rPr>
-        <w:t>(3 min)</w:t>
-      </w:r>
-      <w:r>
-        <w:rPr>
-          <w:b w:val="0"/>
-        </w:rPr>
-        <w:t xml:space="preserve"> Preview the game's three release strategies (Wide, Platform, Day-and-Date), which unlock at Film 3.</w:t>
-      </w:r>
-    </w:p>
-    <w:p>
-      <w:r>
-        <w:rPr>
-          <w:b/>
-        </w:rPr>
-        <w:t>Board: The windowing waterfall</w:t>
+        <w:t>(The callback to yesterday's Board 4 close: "Not your luck. Your mix.")</w:t>
       </w:r>
     </w:p>
     <w:tbl>
       <w:tblPr>
-        <w:tblStyle w:val="TableGrid"/>
         <w:tblW w:type="auto" w:w="0"/>
         <w:jc w:val="center"/>
         <w:tblLook w:firstColumn="1" w:firstRow="1" w:lastColumn="0" w:lastRow="0" w:noHBand="0" w:noVBand="1" w:val="04A0"/>
       </w:tblPr>
       <w:tblGrid>
-        <w:gridCol w:w="1872"/>
-        <w:gridCol w:w="1872"/>
-        <w:gridCol w:w="1872"/>
-        <w:gridCol w:w="1872"/>
-        <w:gridCol w:w="1872"/>
+        <w:gridCol w:w="9360"/>
       </w:tblGrid>
       <w:tr>
         <w:tc>
           <w:tcPr>
-            <w:tcW w:type="dxa" w:w="1872"/>
-            <w:shd w:val="clear" w:color="auto" w:fill="1F232B"/>
+            <w:tcW w:type="dxa" w:w="9360"/>
+            <w:shd w:val="clear" w:color="auto" w:fill="F4F5F7"/>
           </w:tcPr>
           <w:p>
+            <w:pPr>
+              <w:spacing w:after="0" w:line="240" w:lineRule="auto"/>
+            </w:pPr>
             <w:r>
               <w:rPr>
-                <w:b/>
-                <w:color w:val="FFFFFF"/>
-                <w:sz w:val="20"/>
+                <w:rFonts w:ascii="Consolas" w:hAnsi="Consolas"/>
+                <w:sz w:val="18"/>
               </w:rPr>
-              <w:t>Theatrical</w:t>
+              <w:t>┌────────────────────────────────────────────────────────────────┐</w:t>
             </w:r>
           </w:p>
-        </w:tc>
-        <w:tc>
-          <w:tcPr>
-            <w:tcW w:type="dxa" w:w="1872"/>
-            <w:shd w:val="clear" w:color="auto" w:fill="1F232B"/>
-          </w:tcPr>
           <w:p>
+            <w:pPr>
+              <w:spacing w:after="0" w:line="240" w:lineRule="auto"/>
+            </w:pPr>
             <w:r>
               <w:rPr>
-                <w:b/>
-                <w:color w:val="FFFFFF"/>
-                <w:sz w:val="20"/>
+                <w:rFonts w:ascii="Consolas" w:hAnsi="Consolas"/>
+                <w:sz w:val="18"/>
               </w:rPr>
-              <w:t>PVOD</w:t>
+              <w:t>│   YESTERDAY: "NOT YOUR LUCK. YOUR MIX."   IS THAT STILL TRUE?   │</w:t>
             </w:r>
           </w:p>
-        </w:tc>
-        <w:tc>
-          <w:tcPr>
-            <w:tcW w:type="dxa" w:w="2016"/>
-            <w:shd w:val="clear" w:color="auto" w:fill="1F232B"/>
-          </w:tcPr>
           <w:p>
+            <w:pPr>
+              <w:spacing w:after="0" w:line="240" w:lineRule="auto"/>
+            </w:pPr>
             <w:r>
               <w:rPr>
-                <w:b/>
-                <w:color w:val="FFFFFF"/>
-                <w:sz w:val="20"/>
+                <w:rFonts w:ascii="Consolas" w:hAnsi="Consolas"/>
+                <w:sz w:val="18"/>
               </w:rPr>
-              <w:t>Pay-1 streaming</w:t>
+              <w:t>└────────────────────────────────────────────────────────────────┘</w:t>
             </w:r>
           </w:p>
-        </w:tc>
-        <w:tc>
-          <w:tcPr>
-            <w:tcW w:type="dxa" w:w="1584"/>
-            <w:shd w:val="clear" w:color="auto" w:fill="1F232B"/>
-          </w:tcPr>
           <w:p>
+            <w:pPr>
+              <w:spacing w:after="0" w:line="240" w:lineRule="auto"/>
+            </w:pPr>
             <w:r>
               <w:rPr>
-                <w:b/>
-                <w:color w:val="FFFFFF"/>
-                <w:sz w:val="20"/>
+                <w:rFonts w:ascii="Consolas" w:hAnsi="Consolas"/>
+                <w:sz w:val="18"/>
               </w:rPr>
-              <w:t>Pay-2</w:t>
+              <w:t xml:space="preserve"> </w:t>
             </w:r>
           </w:p>
-        </w:tc>
-        <w:tc>
-          <w:tcPr>
-            <w:tcW w:type="dxa" w:w="2016"/>
-            <w:shd w:val="clear" w:color="auto" w:fill="1F232B"/>
-          </w:tcPr>
           <w:p>
+            <w:pPr>
+              <w:spacing w:after="0" w:line="240" w:lineRule="auto"/>
+            </w:pPr>
             <w:r>
               <w:rPr>
-                <w:b/>
-                <w:color w:val="FFFFFF"/>
-                <w:sz w:val="20"/>
+                <w:rFonts w:ascii="Consolas" w:hAnsi="Consolas"/>
+                <w:sz w:val="18"/>
               </w:rPr>
-              <w:t>Library</w:t>
+              <w:t xml:space="preserve">  IN TV                              IN FILM</w:t>
             </w:r>
           </w:p>
-        </w:tc>
-      </w:tr>
-      <w:tr>
-        <w:tc>
-          <w:tcPr>
-            <w:tcW w:type="dxa" w:w="1872"/>
-          </w:tcPr>
           <w:p>
+            <w:pPr>
+              <w:spacing w:after="0" w:line="240" w:lineRule="auto"/>
+            </w:pPr>
             <w:r>
               <w:rPr>
-                <w:b w:val="0"/>
-                <w:sz w:val="20"/>
+                <w:rFonts w:ascii="Consolas" w:hAnsi="Consolas"/>
+                <w:sz w:val="18"/>
               </w:rPr>
-              <w:t>~45–90 days; studio keeps ~half of ticket sales</w:t>
+              <w:t xml:space="preserve">  Luck averaged out across 30 shows  Luck is 25% of each film's grade</w:t>
             </w:r>
           </w:p>
-        </w:tc>
-        <w:tc>
-          <w:tcPr>
-            <w:tcW w:type="dxa" w:w="1872"/>
-          </w:tcPr>
           <w:p>
+            <w:pPr>
+              <w:spacing w:after="0" w:line="240" w:lineRule="auto"/>
+            </w:pPr>
             <w:r>
               <w:rPr>
-                <w:b w:val="0"/>
-                <w:sz w:val="20"/>
+                <w:rFonts w:ascii="Consolas" w:hAnsi="Consolas"/>
+                <w:sz w:val="18"/>
               </w:rPr>
-              <w:t>Premium rental at home; studio keeps most of each rental</w:t>
+              <w:t xml:space="preserve">  Mix = the whole game               Mix = across 5 films only</w:t>
             </w:r>
           </w:p>
-        </w:tc>
-        <w:tc>
-          <w:tcPr>
-            <w:tcW w:type="dxa" w:w="2016"/>
-          </w:tcPr>
           <w:p>
+            <w:pPr>
+              <w:spacing w:after="0" w:line="240" w:lineRule="auto"/>
+            </w:pPr>
             <w:r>
               <w:rPr>
-                <w:b w:val="0"/>
-                <w:sz w:val="20"/>
+                <w:rFonts w:ascii="Consolas" w:hAnsi="Consolas"/>
+                <w:sz w:val="18"/>
               </w:rPr>
-              <w:t>Keep on Peacock, license for a fee, or take bids</w:t>
+              <w:t xml:space="preserve"> </w:t>
             </w:r>
           </w:p>
-        </w:tc>
-        <w:tc>
-          <w:tcPr>
-            <w:tcW w:type="dxa" w:w="1584"/>
-          </w:tcPr>
           <w:p>
+            <w:pPr>
+              <w:spacing w:after="0" w:line="240" w:lineRule="auto"/>
+            </w:pPr>
             <w:r>
               <w:rPr>
-                <w:b w:val="0"/>
-                <w:sz w:val="20"/>
+                <w:rFonts w:ascii="Consolas" w:hAnsi="Consolas"/>
+                <w:sz w:val="18"/>
               </w:rPr>
-              <w:t>A smaller second license</w:t>
+              <w:t xml:space="preserve">  ══════════════════════════════════════════════════════════════</w:t>
             </w:r>
           </w:p>
-        </w:tc>
-        <w:tc>
-          <w:tcPr>
-            <w:tcW w:type="dxa" w:w="2016"/>
-          </w:tcPr>
           <w:p>
+            <w:pPr>
+              <w:spacing w:after="0" w:line="240" w:lineRule="auto"/>
+            </w:pPr>
             <w:r>
               <w:rPr>
-                <w:b w:val="0"/>
-                <w:sz w:val="20"/>
+                <w:rFonts w:ascii="Consolas" w:hAnsi="Consolas"/>
+                <w:sz w:val="18"/>
               </w:rPr>
-              <w:t>Long tail; better reviews earn more</w:t>
+              <w:t xml:space="preserve">   THE REAL ANSWER: you can't remove luck in film.</w:t>
+            </w:r>
+          </w:p>
+          <w:p>
+            <w:pPr>
+              <w:spacing w:after="0" w:line="240" w:lineRule="auto"/>
+            </w:pPr>
+            <w:r>
+              <w:rPr>
+                <w:rFonts w:ascii="Consolas" w:hAnsi="Consolas"/>
+                <w:sz w:val="18"/>
+              </w:rPr>
+              <w:t xml:space="preserve">   You SIZE the bet so one bad roll can't sink the studio.</w:t>
+            </w:r>
+          </w:p>
+          <w:p>
+            <w:pPr>
+              <w:spacing w:after="0" w:line="240" w:lineRule="auto"/>
+            </w:pPr>
+            <w:r>
+              <w:rPr>
+                <w:rFonts w:ascii="Consolas" w:hAnsi="Consolas"/>
+                <w:sz w:val="18"/>
+              </w:rPr>
+              <w:t xml:space="preserve">  ══════════════════════════════════════════════════════════════</w:t>
+            </w:r>
+          </w:p>
+          <w:p>
+            <w:pPr>
+              <w:spacing w:after="0" w:line="240" w:lineRule="auto"/>
+            </w:pPr>
+            <w:r>
+              <w:rPr>
+                <w:rFonts w:ascii="Consolas" w:hAnsi="Consolas"/>
+                <w:sz w:val="18"/>
+              </w:rPr>
+              <w:t xml:space="preserve"> </w:t>
+            </w:r>
+          </w:p>
+          <w:p>
+            <w:pPr>
+              <w:spacing w:after="0" w:line="240" w:lineRule="auto"/>
+            </w:pPr>
+            <w:r>
+              <w:rPr>
+                <w:rFonts w:ascii="Consolas" w:hAnsi="Consolas"/>
+                <w:sz w:val="18"/>
+              </w:rPr>
+              <w:t xml:space="preserve">   Tools you had:   right-sized budget   →  smaller bear case</w:t>
+            </w:r>
+          </w:p>
+          <w:p>
+            <w:pPr>
+              <w:spacing w:after="0" w:line="240" w:lineRule="auto"/>
+            </w:pPr>
+            <w:r>
+              <w:rPr>
+                <w:rFonts w:ascii="Consolas" w:hAnsi="Consolas"/>
+                <w:sz w:val="18"/>
+              </w:rPr>
+              <w:t xml:space="preserve">                    presale              →  insurance</w:t>
+            </w:r>
+          </w:p>
+          <w:p>
+            <w:pPr>
+              <w:spacing w:after="0" w:line="240" w:lineRule="auto"/>
+            </w:pPr>
+            <w:r>
+              <w:rPr>
+                <w:rFonts w:ascii="Consolas" w:hAnsi="Consolas"/>
+                <w:sz w:val="18"/>
+              </w:rPr>
+              <w:t xml:space="preserve">                    platform / D&amp;D       →  match the audience</w:t>
+            </w:r>
+          </w:p>
+          <w:p>
+            <w:pPr>
+              <w:spacing w:after="0" w:line="240" w:lineRule="auto"/>
+            </w:pPr>
+            <w:r>
+              <w:rPr>
+                <w:rFonts w:ascii="Consolas" w:hAnsi="Consolas"/>
+                <w:sz w:val="18"/>
+              </w:rPr>
+              <w:t xml:space="preserve">                    a varied slate       →  luck evens out over 5</w:t>
             </w:r>
           </w:p>
         </w:tc>
@@ -2742,59 +2461,152 @@
       </w:pPr>
     </w:p>
     <w:p>
-      <w:pPr>
-        <w:pStyle w:val="Heading2"/>
-      </w:pPr>
-      <w:r>
-        <w:t>After (13 min)</w:t>
-      </w:r>
-    </w:p>
-    <w:p>
-      <w:pPr>
-        <w:ind w:left="504" w:hanging="432"/>
-      </w:pPr>
-      <w:r>
-        <w:rPr>
-          <w:b/>
-          <w:color w:val="1A6BB5"/>
-        </w:rPr>
-        <w:t xml:space="preserve">1.  </w:t>
-      </w:r>
       <w:r>
         <w:rPr>
           <w:b/>
         </w:rPr>
-        <w:t>(4 min)</w:t>
+        <w:t>Ask:</w:t>
       </w:r>
       <w:r>
         <w:rPr>
           <w:b w:val="0"/>
         </w:rPr>
-        <w:t xml:space="preserve"> Tally each team's release strategy by genre on the board below.</w:t>
+        <w:t xml:space="preserve"> "Whose best film was luck, and whose was a decision?" Then: "Did anyone size a bet so a flop couldn't hurt them?"</w:t>
       </w:r>
     </w:p>
     <w:p>
       <w:pPr>
-        <w:ind w:left="504" w:hanging="432"/>
+        <w:pStyle w:val="Heading1"/>
       </w:pPr>
       <w:r>
-        <w:rPr>
-          <w:b/>
-          <w:color w:val="1A6BB5"/>
-        </w:rPr>
-        <w:t xml:space="preserve">2.  </w:t>
+        <w:t>OPTIONAL BOARD 4: THE WINDOWING WATERFALL  (if 5+ minutes remain)</w:t>
       </w:r>
-      <w:r>
-        <w:rPr>
-          <w:b/>
-        </w:rPr>
-        <w:t>(5 min)</w:t>
-      </w:r>
+    </w:p>
+    <w:tbl>
+      <w:tblPr>
+        <w:tblW w:type="auto" w:w="0"/>
+        <w:jc w:val="center"/>
+        <w:tblLook w:firstColumn="1" w:firstRow="1" w:lastColumn="0" w:lastRow="0" w:noHBand="0" w:noVBand="1" w:val="04A0"/>
+      </w:tblPr>
+      <w:tblGrid>
+        <w:gridCol w:w="9360"/>
+      </w:tblGrid>
+      <w:tr>
+        <w:tc>
+          <w:tcPr>
+            <w:tcW w:type="dxa" w:w="9360"/>
+            <w:shd w:val="clear" w:color="auto" w:fill="F4F5F7"/>
+          </w:tcPr>
+          <w:p>
+            <w:pPr>
+              <w:spacing w:after="0" w:line="240" w:lineRule="auto"/>
+            </w:pPr>
+            <w:r>
+              <w:rPr>
+                <w:rFonts w:ascii="Consolas" w:hAnsi="Consolas"/>
+                <w:sz w:val="18"/>
+              </w:rPr>
+              <w:t xml:space="preserve">  THEATRICAL ──► PVOD ──► PAY-1 STREAMING ──► PAY-2 ──► LIBRARY</w:t>
+            </w:r>
+          </w:p>
+          <w:p>
+            <w:pPr>
+              <w:spacing w:after="0" w:line="240" w:lineRule="auto"/>
+            </w:pPr>
+            <w:r>
+              <w:rPr>
+                <w:rFonts w:ascii="Consolas" w:hAnsi="Consolas"/>
+                <w:sz w:val="18"/>
+              </w:rPr>
+              <w:t xml:space="preserve">  (~45-90 days)  (rental)  (keep on Peacock,    (smaller  (long tail;</w:t>
+            </w:r>
+          </w:p>
+          <w:p>
+            <w:pPr>
+              <w:spacing w:after="0" w:line="240" w:lineRule="auto"/>
+            </w:pPr>
+            <w:r>
+              <w:rPr>
+                <w:rFonts w:ascii="Consolas" w:hAnsi="Consolas"/>
+                <w:sz w:val="18"/>
+              </w:rPr>
+              <w:t xml:space="preserve">                           license, or bid)      license)  reviews matter)</w:t>
+            </w:r>
+          </w:p>
+          <w:p>
+            <w:pPr>
+              <w:spacing w:after="0" w:line="240" w:lineRule="auto"/>
+            </w:pPr>
+            <w:r>
+              <w:rPr>
+                <w:rFonts w:ascii="Consolas" w:hAnsi="Consolas"/>
+                <w:sz w:val="18"/>
+              </w:rPr>
+              <w:t xml:space="preserve"> </w:t>
+            </w:r>
+          </w:p>
+          <w:p>
+            <w:pPr>
+              <w:spacing w:after="0" w:line="240" w:lineRule="auto"/>
+            </w:pPr>
+            <w:r>
+              <w:rPr>
+                <w:rFonts w:ascii="Consolas" w:hAnsi="Consolas"/>
+                <w:sz w:val="18"/>
+              </w:rPr>
+              <w:t xml:space="preserve">  Tally on the board:        WIDE   PLATFORM   DAY-AND-DATE</w:t>
+            </w:r>
+          </w:p>
+          <w:p>
+            <w:pPr>
+              <w:spacing w:after="0" w:line="240" w:lineRule="auto"/>
+            </w:pPr>
+            <w:r>
+              <w:rPr>
+                <w:rFonts w:ascii="Consolas" w:hAnsi="Consolas"/>
+                <w:sz w:val="18"/>
+              </w:rPr>
+              <w:t xml:space="preserve">    Tentpole / Sci-Fi / Anim  ___     ___         ___</w:t>
+            </w:r>
+          </w:p>
+          <w:p>
+            <w:pPr>
+              <w:spacing w:after="0" w:line="240" w:lineRule="auto"/>
+            </w:pPr>
+            <w:r>
+              <w:rPr>
+                <w:rFonts w:ascii="Consolas" w:hAnsi="Consolas"/>
+                <w:sz w:val="18"/>
+              </w:rPr>
+              <w:t xml:space="preserve">    Drama / Awards            ___     ___         ___</w:t>
+            </w:r>
+          </w:p>
+          <w:p>
+            <w:pPr>
+              <w:spacing w:after="0" w:line="240" w:lineRule="auto"/>
+            </w:pPr>
+            <w:r>
+              <w:rPr>
+                <w:rFonts w:ascii="Consolas" w:hAnsi="Consolas"/>
+                <w:sz w:val="18"/>
+              </w:rPr>
+              <w:t xml:space="preserve">    Horror / Comedy           ___     ___         ___</w:t>
+            </w:r>
+          </w:p>
+        </w:tc>
+      </w:tr>
+    </w:tbl>
+    <w:p>
+      <w:pPr>
+        <w:spacing w:after="0"/>
+      </w:pPr>
+    </w:p>
+    <w:p>
       <w:r>
         <w:rPr>
           <w:b w:val="0"/>
         </w:rPr>
-        <w:t xml:space="preserve"> Reveal what the game rewards: </w:t>
+        <w:t xml:space="preserve">Reveal what the game rewards: </w:t>
       </w:r>
       <w:r>
         <w:rPr>
@@ -2818,7 +2630,7 @@
         <w:rPr>
           <w:b w:val="0"/>
         </w:rPr>
-        <w:t xml:space="preserve"> (about 600 theaters expanding on word of mouth) for drama and awards titles; </w:t>
+        <w:t xml:space="preserve"> for drama and awards; </w:t>
       </w:r>
       <w:r>
         <w:rPr>
@@ -2830,39 +2642,20 @@
         <w:rPr>
           <w:b w:val="0"/>
         </w:rPr>
-        <w:t xml:space="preserve"> for horror and comedy, where a Peacock premiere is worth more than the box office given up.</w:t>
+        <w:t xml:space="preserve"> for horror and comedy. Then ask who took a lower Pay-1 bid for a shorter term, and why.</w:t>
+      </w:r>
+    </w:p>
+    <w:p>
+      <w:r>
+        <w:br w:type="page"/>
       </w:r>
     </w:p>
     <w:p>
       <w:pPr>
-        <w:ind w:left="504" w:hanging="432"/>
+        <w:pStyle w:val="Heading1"/>
       </w:pPr>
       <w:r>
-        <w:rPr>
-          <w:b/>
-          <w:color w:val="1A6BB5"/>
-        </w:rPr>
-        <w:t xml:space="preserve">3.  </w:t>
-      </w:r>
-      <w:r>
-        <w:rPr>
-          <w:b/>
-        </w:rPr>
-        <w:t>(4 min)</w:t>
-      </w:r>
-      <w:r>
-        <w:rPr>
-          <w:b w:val="0"/>
-        </w:rPr>
-        <w:t xml:space="preserve"> Pay-1: "Who took a lower bid because the term was shorter? Who rejected the offers and went back to market, and did it pay?"</w:t>
-      </w:r>
-    </w:p>
-    <w:p>
-      <w:r>
-        <w:rPr>
-          <w:b/>
-        </w:rPr>
-        <w:t>Board: Release strategy by genre (tally)</w:t>
+        <w:t>FLOW SUMMARY</w:t>
       </w:r>
     </w:p>
     <w:tbl>
@@ -2873,15 +2666,14 @@
         <w:tblLook w:firstColumn="1" w:firstRow="1" w:lastColumn="0" w:lastRow="0" w:noHBand="0" w:noVBand="1" w:val="04A0"/>
       </w:tblPr>
       <w:tblGrid>
-        <w:gridCol w:w="2340"/>
-        <w:gridCol w:w="2340"/>
-        <w:gridCol w:w="2340"/>
-        <w:gridCol w:w="2340"/>
+        <w:gridCol w:w="3120"/>
+        <w:gridCol w:w="3120"/>
+        <w:gridCol w:w="3120"/>
       </w:tblGrid>
       <w:tr>
         <w:tc>
           <w:tcPr>
-            <w:tcW w:type="dxa" w:w="3312"/>
+            <w:tcW w:type="dxa" w:w="1440"/>
             <w:shd w:val="clear" w:color="auto" w:fill="1F232B"/>
           </w:tcPr>
           <w:p>
@@ -2891,7 +2683,7 @@
                 <w:color w:val="FFFFFF"/>
                 <w:sz w:val="20"/>
               </w:rPr>
-              <w:t>Genre</w:t>
+              <w:t>Time</w:t>
             </w:r>
           </w:p>
         </w:tc>
@@ -2907,13 +2699,13 @@
                 <w:color w:val="FFFFFF"/>
                 <w:sz w:val="20"/>
               </w:rPr>
-              <w:t>Wide</w:t>
+              <w:t>Board</w:t>
             </w:r>
           </w:p>
         </w:tc>
         <w:tc>
           <w:tcPr>
-            <w:tcW w:type="dxa" w:w="2016"/>
+            <w:tcW w:type="dxa" w:w="5904"/>
             <w:shd w:val="clear" w:color="auto" w:fill="1F232B"/>
           </w:tcPr>
           <w:p>
@@ -2923,13 +2715,433 @@
                 <w:color w:val="FFFFFF"/>
                 <w:sz w:val="20"/>
               </w:rPr>
-              <w:t>Platform</w:t>
+              <w:t>What happens</w:t>
+            </w:r>
+          </w:p>
+        </w:tc>
+      </w:tr>
+      <w:tr>
+        <w:tc>
+          <w:tcPr>
+            <w:tcW w:type="dxa" w:w="1440"/>
+          </w:tcPr>
+          <w:p>
+            <w:r>
+              <w:rPr>
+                <w:b w:val="0"/>
+                <w:sz w:val="20"/>
+              </w:rPr>
+              <w:t>0–6</w:t>
             </w:r>
           </w:p>
         </w:tc>
         <w:tc>
           <w:tcPr>
             <w:tcW w:type="dxa" w:w="2016"/>
+          </w:tcPr>
+          <w:p>
+            <w:r>
+              <w:rPr>
+                <w:b w:val="0"/>
+                <w:sz w:val="20"/>
+              </w:rPr>
+              <w:t>Board 0</w:t>
+            </w:r>
+          </w:p>
+        </w:tc>
+        <w:tc>
+          <w:tcPr>
+            <w:tcW w:type="dxa" w:w="5904"/>
+          </w:tcPr>
+          <w:p>
+            <w:r>
+              <w:rPr>
+                <w:b w:val="0"/>
+                <w:sz w:val="20"/>
+              </w:rPr>
+              <w:t>Yesterday vs. today: the one-check problem</w:t>
+            </w:r>
+          </w:p>
+        </w:tc>
+      </w:tr>
+      <w:tr>
+        <w:tc>
+          <w:tcPr>
+            <w:tcW w:type="dxa" w:w="1440"/>
+          </w:tcPr>
+          <w:p>
+            <w:r>
+              <w:rPr>
+                <w:b w:val="0"/>
+                <w:sz w:val="20"/>
+              </w:rPr>
+              <w:t>6–12</w:t>
+            </w:r>
+          </w:p>
+        </w:tc>
+        <w:tc>
+          <w:tcPr>
+            <w:tcW w:type="dxa" w:w="2016"/>
+          </w:tcPr>
+          <w:p>
+            <w:r>
+              <w:rPr>
+                <w:b w:val="0"/>
+                <w:sz w:val="20"/>
+              </w:rPr>
+              <w:t>Board 1</w:t>
+            </w:r>
+          </w:p>
+        </w:tc>
+        <w:tc>
+          <w:tcPr>
+            <w:tcW w:type="dxa" w:w="5904"/>
+          </w:tcPr>
+          <w:p>
+            <w:r>
+              <w:rPr>
+                <w:b w:val="0"/>
+                <w:sz w:val="20"/>
+              </w:rPr>
+              <w:t>Three greenlight choices</w:t>
+            </w:r>
+          </w:p>
+        </w:tc>
+      </w:tr>
+      <w:tr>
+        <w:tc>
+          <w:tcPr>
+            <w:tcW w:type="dxa" w:w="1440"/>
+          </w:tcPr>
+          <w:p>
+            <w:r>
+              <w:rPr>
+                <w:b w:val="0"/>
+                <w:sz w:val="20"/>
+              </w:rPr>
+              <w:t>12–72</w:t>
+            </w:r>
+          </w:p>
+        </w:tc>
+        <w:tc>
+          <w:tcPr>
+            <w:tcW w:type="dxa" w:w="2016"/>
+          </w:tcPr>
+          <w:p>
+            <w:r>
+              <w:rPr>
+                <w:b w:val="0"/>
+                <w:sz w:val="20"/>
+              </w:rPr>
+              <w:t>—</w:t>
+            </w:r>
+          </w:p>
+        </w:tc>
+        <w:tc>
+          <w:tcPr>
+            <w:tcW w:type="dxa" w:w="5904"/>
+          </w:tcPr>
+          <w:p>
+            <w:r>
+              <w:rPr>
+                <w:b w:val="0"/>
+                <w:sz w:val="20"/>
+              </w:rPr>
+              <w:t>Play five films; circulate with the questions above</w:t>
+            </w:r>
+          </w:p>
+        </w:tc>
+      </w:tr>
+      <w:tr>
+        <w:tc>
+          <w:tcPr>
+            <w:tcW w:type="dxa" w:w="1440"/>
+          </w:tcPr>
+          <w:p>
+            <w:r>
+              <w:rPr>
+                <w:b w:val="0"/>
+                <w:sz w:val="20"/>
+              </w:rPr>
+              <w:t>65–72</w:t>
+            </w:r>
+          </w:p>
+        </w:tc>
+        <w:tc>
+          <w:tcPr>
+            <w:tcW w:type="dxa" w:w="2016"/>
+          </w:tcPr>
+          <w:p>
+            <w:r>
+              <w:rPr>
+                <w:b w:val="0"/>
+                <w:sz w:val="20"/>
+              </w:rPr>
+              <w:t>Board 2 (frame)</w:t>
+            </w:r>
+          </w:p>
+        </w:tc>
+        <w:tc>
+          <w:tcPr>
+            <w:tcW w:type="dxa" w:w="5904"/>
+          </w:tcPr>
+          <w:p>
+            <w:r>
+              <w:rPr>
+                <w:b w:val="0"/>
+                <w:sz w:val="20"/>
+              </w:rPr>
+              <w:t>Sketch the frame while teams finish</w:t>
+            </w:r>
+          </w:p>
+        </w:tc>
+      </w:tr>
+      <w:tr>
+        <w:tc>
+          <w:tcPr>
+            <w:tcW w:type="dxa" w:w="1440"/>
+          </w:tcPr>
+          <w:p>
+            <w:r>
+              <w:rPr>
+                <w:b w:val="0"/>
+                <w:sz w:val="20"/>
+              </w:rPr>
+              <w:t>72–78</w:t>
+            </w:r>
+          </w:p>
+        </w:tc>
+        <w:tc>
+          <w:tcPr>
+            <w:tcW w:type="dxa" w:w="2016"/>
+          </w:tcPr>
+          <w:p>
+            <w:r>
+              <w:rPr>
+                <w:b w:val="0"/>
+                <w:sz w:val="20"/>
+              </w:rPr>
+              <w:t>Board 2</w:t>
+            </w:r>
+          </w:p>
+        </w:tc>
+        <w:tc>
+          <w:tcPr>
+            <w:tcW w:type="dxa" w:w="5904"/>
+          </w:tcPr>
+          <w:p>
+            <w:r>
+              <w:rPr>
+                <w:b w:val="0"/>
+                <w:sz w:val="20"/>
+              </w:rPr>
+              <w:t>Fill top / bottom 3 from the Leaderboard; name the pattern</w:t>
+            </w:r>
+          </w:p>
+        </w:tc>
+      </w:tr>
+      <w:tr>
+        <w:tc>
+          <w:tcPr>
+            <w:tcW w:type="dxa" w:w="1440"/>
+          </w:tcPr>
+          <w:p>
+            <w:r>
+              <w:rPr>
+                <w:b w:val="0"/>
+                <w:sz w:val="20"/>
+              </w:rPr>
+              <w:t>78–83</w:t>
+            </w:r>
+          </w:p>
+        </w:tc>
+        <w:tc>
+          <w:tcPr>
+            <w:tcW w:type="dxa" w:w="2016"/>
+          </w:tcPr>
+          <w:p>
+            <w:r>
+              <w:rPr>
+                <w:b w:val="0"/>
+                <w:sz w:val="20"/>
+              </w:rPr>
+              <w:t>Board 3</w:t>
+            </w:r>
+          </w:p>
+        </w:tc>
+        <w:tc>
+          <w:tcPr>
+            <w:tcW w:type="dxa" w:w="5904"/>
+          </w:tcPr>
+          <w:p>
+            <w:r>
+              <w:rPr>
+                <w:b w:val="0"/>
+                <w:sz w:val="20"/>
+              </w:rPr>
+              <w:t>Luck vs. architecture, revisited</w:t>
+            </w:r>
+          </w:p>
+        </w:tc>
+      </w:tr>
+      <w:tr>
+        <w:tc>
+          <w:tcPr>
+            <w:tcW w:type="dxa" w:w="1440"/>
+          </w:tcPr>
+          <w:p>
+            <w:r>
+              <w:rPr>
+                <w:b w:val="0"/>
+                <w:sz w:val="20"/>
+              </w:rPr>
+              <w:t>(optional)</w:t>
+            </w:r>
+          </w:p>
+        </w:tc>
+        <w:tc>
+          <w:tcPr>
+            <w:tcW w:type="dxa" w:w="2016"/>
+          </w:tcPr>
+          <w:p>
+            <w:r>
+              <w:rPr>
+                <w:b w:val="0"/>
+                <w:sz w:val="20"/>
+              </w:rPr>
+              <w:t>Board 4</w:t>
+            </w:r>
+          </w:p>
+        </w:tc>
+        <w:tc>
+          <w:tcPr>
+            <w:tcW w:type="dxa" w:w="5904"/>
+          </w:tcPr>
+          <w:p>
+            <w:r>
+              <w:rPr>
+                <w:b w:val="0"/>
+                <w:sz w:val="20"/>
+              </w:rPr>
+              <w:t>Windowing tally, if time allows</w:t>
+            </w:r>
+          </w:p>
+        </w:tc>
+      </w:tr>
+      <w:tr>
+        <w:tc>
+          <w:tcPr>
+            <w:tcW w:type="dxa" w:w="1440"/>
+          </w:tcPr>
+          <w:p>
+            <w:r>
+              <w:rPr>
+                <w:b w:val="0"/>
+                <w:sz w:val="20"/>
+              </w:rPr>
+              <w:t>83–85</w:t>
+            </w:r>
+          </w:p>
+        </w:tc>
+        <w:tc>
+          <w:tcPr>
+            <w:tcW w:type="dxa" w:w="2016"/>
+          </w:tcPr>
+          <w:p>
+            <w:r>
+              <w:rPr>
+                <w:b w:val="0"/>
+                <w:sz w:val="20"/>
+              </w:rPr>
+              <w:t>Close</w:t>
+            </w:r>
+          </w:p>
+        </w:tc>
+        <w:tc>
+          <w:tcPr>
+            <w:tcW w:type="dxa" w:w="5904"/>
+          </w:tcPr>
+          <w:p>
+            <w:r>
+              <w:rPr>
+                <w:b w:val="0"/>
+                <w:sz w:val="20"/>
+              </w:rPr>
+              <w:t>Bridge to the week's cases</w:t>
+            </w:r>
+          </w:p>
+        </w:tc>
+      </w:tr>
+    </w:tbl>
+    <w:p>
+      <w:pPr>
+        <w:spacing w:after="0"/>
+      </w:pPr>
+    </w:p>
+    <w:p>
+      <w:pPr>
+        <w:pStyle w:val="Heading2"/>
+      </w:pPr>
+      <w:r>
+        <w:t>KEY PHRASES TO USE</w:t>
+      </w:r>
+    </w:p>
+    <w:p>
+      <w:pPr>
+        <w:pStyle w:val="ListBullet"/>
+      </w:pPr>
+      <w:r>
+        <w:rPr>
+          <w:b w:val="0"/>
+        </w:rPr>
+        <w:t>After Board 0: "Yesterday the mix saved you. Today there's no mix inside a film."</w:t>
+      </w:r>
+    </w:p>
+    <w:p>
+      <w:pPr>
+        <w:pStyle w:val="ListBullet"/>
+      </w:pPr>
+      <w:r>
+        <w:rPr>
+          <w:b w:val="0"/>
+        </w:rPr>
+        <w:t>After Board 2: "Same studio, same five slots. The gap is how you sized and released your bets."</w:t>
+      </w:r>
+    </w:p>
+    <w:p>
+      <w:pPr>
+        <w:pStyle w:val="ListBullet"/>
+      </w:pPr>
+      <w:r>
+        <w:rPr>
+          <w:b w:val="0"/>
+        </w:rPr>
+        <w:t>After Board 3: "In TV, architecture beats luck. In film, architecture decides how much luck can hurt you."</w:t>
+      </w:r>
+    </w:p>
+    <w:p>
+      <w:pPr>
+        <w:pStyle w:val="Heading2"/>
+      </w:pPr>
+      <w:r>
+        <w:t>COMMON STUDENT REACTIONS (&amp; how to handle)</w:t>
+      </w:r>
+    </w:p>
+    <w:tbl>
+      <w:tblPr>
+        <w:tblStyle w:val="TableGrid"/>
+        <w:tblW w:type="auto" w:w="0"/>
+        <w:jc w:val="center"/>
+        <w:tblLook w:firstColumn="1" w:firstRow="1" w:lastColumn="0" w:lastRow="0" w:noHBand="0" w:noVBand="1" w:val="04A0"/>
+      </w:tblPr>
+      <w:tblGrid>
+        <w:gridCol w:w="4680"/>
+        <w:gridCol w:w="4680"/>
+      </w:tblGrid>
+      <w:tr>
+        <w:tc>
+          <w:tcPr>
+            <w:tcW w:type="dxa" w:w="3168"/>
             <w:shd w:val="clear" w:color="auto" w:fill="1F232B"/>
           </w:tcPr>
           <w:p>
@@ -2939,7 +3151,23 @@
                 <w:color w:val="FFFFFF"/>
                 <w:sz w:val="20"/>
               </w:rPr>
-              <w:t>Day-and-Date</w:t>
+              <w:t>They say</w:t>
+            </w:r>
+          </w:p>
+        </w:tc>
+        <w:tc>
+          <w:tcPr>
+            <w:tcW w:type="dxa" w:w="6192"/>
+            <w:shd w:val="clear" w:color="auto" w:fill="1F232B"/>
+          </w:tcPr>
+          <w:p>
+            <w:r>
+              <w:rPr>
+                <w:b/>
+                <w:color w:val="FFFFFF"/>
+                <w:sz w:val="20"/>
+              </w:rPr>
+              <w:t>You say</w:t>
             </w:r>
           </w:p>
         </w:tc>
@@ -2947,7 +3175,7 @@
       <w:tr>
         <w:tc>
           <w:tcPr>
-            <w:tcW w:type="dxa" w:w="3312"/>
+            <w:tcW w:type="dxa" w:w="3168"/>
           </w:tcPr>
           <w:p>
             <w:r>
@@ -2955,33 +3183,13 @@
                 <w:b w:val="0"/>
                 <w:sz w:val="20"/>
               </w:rPr>
-              <w:t>Tentpole / Sci-Fi / Animated</w:t>
+              <w:t>"Our films were just unlucky."</w:t>
             </w:r>
           </w:p>
         </w:tc>
         <w:tc>
           <w:tcPr>
-            <w:tcW w:type="dxa" w:w="2016"/>
-          </w:tcPr>
-          <w:p/>
-        </w:tc>
-        <w:tc>
-          <w:tcPr>
-            <w:tcW w:type="dxa" w:w="2016"/>
-          </w:tcPr>
-          <w:p/>
-        </w:tc>
-        <w:tc>
-          <w:tcPr>
-            <w:tcW w:type="dxa" w:w="2016"/>
-          </w:tcPr>
-          <w:p/>
-        </w:tc>
-      </w:tr>
-      <w:tr>
-        <w:tc>
-          <w:tcPr>
-            <w:tcW w:type="dxa" w:w="3312"/>
+            <w:tcW w:type="dxa" w:w="6192"/>
           </w:tcPr>
           <w:p>
             <w:r>
@@ -2989,33 +3197,15 @@
                 <w:b w:val="0"/>
                 <w:sz w:val="20"/>
               </w:rPr>
-              <w:t>Drama / Awards</w:t>
+              <w:t>"25% was luck. Look at your bear case: did you size the bet so luck couldn't sink you?"</w:t>
             </w:r>
           </w:p>
-        </w:tc>
-        <w:tc>
-          <w:tcPr>
-            <w:tcW w:type="dxa" w:w="2016"/>
-          </w:tcPr>
-          <w:p/>
-        </w:tc>
-        <w:tc>
-          <w:tcPr>
-            <w:tcW w:type="dxa" w:w="2016"/>
-          </w:tcPr>
-          <w:p/>
-        </w:tc>
-        <w:tc>
-          <w:tcPr>
-            <w:tcW w:type="dxa" w:w="2016"/>
-          </w:tcPr>
-          <w:p/>
         </w:tc>
       </w:tr>
       <w:tr>
         <w:tc>
           <w:tcPr>
-            <w:tcW w:type="dxa" w:w="3312"/>
+            <w:tcW w:type="dxa" w:w="3168"/>
           </w:tcPr>
           <w:p>
             <w:r>
@@ -3023,27 +3213,265 @@
                 <w:b w:val="0"/>
                 <w:sz w:val="20"/>
               </w:rPr>
-              <w:t>Horror / Comedy</w:t>
+              <w:t>"Bigger budgets should always win."</w:t>
             </w:r>
           </w:p>
         </w:tc>
         <w:tc>
           <w:tcPr>
-            <w:tcW w:type="dxa" w:w="2016"/>
+            <w:tcW w:type="dxa" w:w="6192"/>
           </w:tcPr>
-          <w:p/>
+          <w:p>
+            <w:r>
+              <w:rPr>
+                <w:b w:val="0"/>
+                <w:sz w:val="20"/>
+              </w:rPr>
+              <w:t>"Budget buys quality up to the genre's norm. Past that, you're paying for something the audience doesn't reward."</w:t>
+            </w:r>
+          </w:p>
+        </w:tc>
+      </w:tr>
+      <w:tr>
+        <w:tc>
+          <w:tcPr>
+            <w:tcW w:type="dxa" w:w="3168"/>
+          </w:tcPr>
+          <w:p>
+            <w:r>
+              <w:rPr>
+                <w:b w:val="0"/>
+                <w:sz w:val="20"/>
+              </w:rPr>
+              <w:t>"Why not always go wide?"</w:t>
+            </w:r>
+          </w:p>
         </w:tc>
         <w:tc>
           <w:tcPr>
-            <w:tcW w:type="dxa" w:w="2016"/>
+            <w:tcW w:type="dxa" w:w="6192"/>
           </w:tcPr>
-          <w:p/>
+          <w:p>
+            <w:r>
+              <w:rPr>
+                <w:b w:val="0"/>
+                <w:sz w:val="20"/>
+              </w:rPr>
+              <w:t>"Every window steals from the next. A drama on 4,000 screens is mostly empty seats."</w:t>
+            </w:r>
+          </w:p>
+        </w:tc>
+      </w:tr>
+      <w:tr>
+        <w:tc>
+          <w:tcPr>
+            <w:tcW w:type="dxa" w:w="3168"/>
+          </w:tcPr>
+          <w:p>
+            <w:r>
+              <w:rPr>
+                <w:b w:val="0"/>
+                <w:sz w:val="20"/>
+              </w:rPr>
+              <w:t>"Presale gave away our hit."</w:t>
+            </w:r>
+          </w:p>
         </w:tc>
         <w:tc>
           <w:tcPr>
-            <w:tcW w:type="dxa" w:w="2016"/>
+            <w:tcW w:type="dxa" w:w="6192"/>
           </w:tcPr>
-          <w:p/>
+          <w:p>
+            <w:r>
+              <w:rPr>
+                <w:b w:val="0"/>
+                <w:sz w:val="20"/>
+              </w:rPr>
+              <w:t>"That's what insurance costs. Was the film a coin flip or a likely hit?"</w:t>
+            </w:r>
+          </w:p>
+        </w:tc>
+      </w:tr>
+      <w:tr>
+        <w:tc>
+          <w:tcPr>
+            <w:tcW w:type="dxa" w:w="3168"/>
+          </w:tcPr>
+          <w:p>
+            <w:r>
+              <w:rPr>
+                <w:b w:val="0"/>
+                <w:sz w:val="20"/>
+              </w:rPr>
+              <w:t>"We did the same as yesterday and lost."</w:t>
+            </w:r>
+          </w:p>
+        </w:tc>
+        <w:tc>
+          <w:tcPr>
+            <w:tcW w:type="dxa" w:w="6192"/>
+          </w:tcPr>
+          <w:p>
+            <w:r>
+              <w:rPr>
+                <w:b w:val="0"/>
+                <w:sz w:val="20"/>
+              </w:rPr>
+              <w:t>"Yesterday's skill was mixing. Today's is sizing. Same discipline, different lever."</w:t>
+            </w:r>
+          </w:p>
+        </w:tc>
+      </w:tr>
+    </w:tbl>
+    <w:p>
+      <w:pPr>
+        <w:spacing w:after="0"/>
+      </w:pPr>
+    </w:p>
+    <w:p>
+      <w:pPr>
+        <w:pStyle w:val="Heading2"/>
+      </w:pPr>
+      <w:r>
+        <w:t>THE CLOSE (what to say)</w:t>
+      </w:r>
+    </w:p>
+    <w:p>
+      <w:r>
+        <w:rPr>
+          <w:b w:val="0"/>
+        </w:rPr>
+        <w:t>"Yesterday you learned that a network wins on portfolio architecture, not individual hits. Today you found the limit of that idea: a film is one bet, written as one check, before anyone buys a ticket. Studios live with that by sizing bets, sharing risk, and choosing how a film reaches its audience. That's what the rest of this week's cases are about."</w:t>
+      </w:r>
+    </w:p>
+    <w:p>
+      <w:pPr>
+        <w:pStyle w:val="Heading2"/>
+      </w:pPr>
+      <w:r>
+        <w:t>BOARD 1.5: THE REAL SKILL (creative alignment)</w:t>
+      </w:r>
+    </w:p>
+    <w:p>
+      <w:r>
+        <w:rPr>
+          <w:b w:val="0"/>
+          <w:color w:val="5A606E"/>
+        </w:rPr>
+        <w:t>(Optional, mirrors yesterday's Board 1.5.)</w:t>
+      </w:r>
+    </w:p>
+    <w:tbl>
+      <w:tblPr>
+        <w:tblW w:type="auto" w:w="0"/>
+        <w:jc w:val="center"/>
+        <w:tblLook w:firstColumn="1" w:firstRow="1" w:lastColumn="0" w:lastRow="0" w:noHBand="0" w:noVBand="1" w:val="04A0"/>
+      </w:tblPr>
+      <w:tblGrid>
+        <w:gridCol w:w="9360"/>
+      </w:tblGrid>
+      <w:tr>
+        <w:tc>
+          <w:tcPr>
+            <w:tcW w:type="dxa" w:w="9360"/>
+            <w:shd w:val="clear" w:color="auto" w:fill="F4F5F7"/>
+          </w:tcPr>
+          <w:p>
+            <w:pPr>
+              <w:spacing w:after="0" w:line="240" w:lineRule="auto"/>
+            </w:pPr>
+            <w:r>
+              <w:rPr>
+                <w:rFonts w:ascii="Consolas" w:hAnsi="Consolas"/>
+                <w:sz w:val="18"/>
+              </w:rPr>
+              <w:t xml:space="preserve">  FILMMAKERS THINK:                 │  YOU THINK:</w:t>
+            </w:r>
+          </w:p>
+          <w:p>
+            <w:pPr>
+              <w:spacing w:after="0" w:line="240" w:lineRule="auto"/>
+            </w:pPr>
+            <w:r>
+              <w:rPr>
+                <w:rFonts w:ascii="Consolas" w:hAnsi="Consolas"/>
+                <w:sz w:val="18"/>
+              </w:rPr>
+              <w:t xml:space="preserve">  Can I make it great?              │  What's the right budget for this genre?</w:t>
+            </w:r>
+          </w:p>
+          <w:p>
+            <w:pPr>
+              <w:spacing w:after="0" w:line="240" w:lineRule="auto"/>
+            </w:pPr>
+            <w:r>
+              <w:rPr>
+                <w:rFonts w:ascii="Consolas" w:hAnsi="Consolas"/>
+                <w:sz w:val="18"/>
+              </w:rPr>
+              <w:t xml:space="preserve">  Will it play on 4,000 screens?    │  Which release reaches its audience?</w:t>
+            </w:r>
+          </w:p>
+          <w:p>
+            <w:pPr>
+              <w:spacing w:after="0" w:line="240" w:lineRule="auto"/>
+            </w:pPr>
+            <w:r>
+              <w:rPr>
+                <w:rFonts w:ascii="Consolas" w:hAnsi="Consolas"/>
+                <w:sz w:val="18"/>
+              </w:rPr>
+              <w:t xml:space="preserve">  Is the studio behind me?          │  What's our bear case?</w:t>
+            </w:r>
+          </w:p>
+          <w:p>
+            <w:pPr>
+              <w:spacing w:after="0" w:line="240" w:lineRule="auto"/>
+            </w:pPr>
+            <w:r>
+              <w:rPr>
+                <w:rFonts w:ascii="Consolas" w:hAnsi="Consolas"/>
+                <w:sz w:val="18"/>
+              </w:rPr>
+              <w:t xml:space="preserve"> </w:t>
+            </w:r>
+          </w:p>
+          <w:p>
+            <w:pPr>
+              <w:spacing w:after="0" w:line="240" w:lineRule="auto"/>
+            </w:pPr>
+            <w:r>
+              <w:rPr>
+                <w:rFonts w:ascii="Consolas" w:hAnsi="Consolas"/>
+                <w:sz w:val="18"/>
+              </w:rPr>
+              <w:t xml:space="preserve">  The genius move: right-sizing the bet PROTECTS the film.</w:t>
+            </w:r>
+          </w:p>
+          <w:p>
+            <w:pPr>
+              <w:spacing w:after="0" w:line="240" w:lineRule="auto"/>
+            </w:pPr>
+            <w:r>
+              <w:rPr>
+                <w:rFonts w:ascii="Consolas" w:hAnsi="Consolas"/>
+                <w:sz w:val="18"/>
+              </w:rPr>
+              <w:t xml:space="preserve">  A $300M horror film has to be a blockbuster to survive.</w:t>
+            </w:r>
+          </w:p>
+          <w:p>
+            <w:pPr>
+              <w:spacing w:after="0" w:line="240" w:lineRule="auto"/>
+            </w:pPr>
+            <w:r>
+              <w:rPr>
+                <w:rFonts w:ascii="Consolas" w:hAnsi="Consolas"/>
+                <w:sz w:val="18"/>
+              </w:rPr>
+              <w:t xml:space="preserve">  A $25M one only has to be good.</w:t>
+            </w:r>
+          </w:p>
         </w:tc>
       </w:tr>
     </w:tbl>
@@ -3062,7 +3490,142 @@
         <w:pStyle w:val="Heading1"/>
       </w:pPr>
       <w:r>
-        <w:t>Quick reference: how the game behaves</w:t>
+        <w:t>APPENDIX: ALTERNATE OPENERS</w:t>
+      </w:r>
+    </w:p>
+    <w:p>
+      <w:r>
+        <w:rPr>
+          <w:b w:val="0"/>
+        </w:rPr>
+        <w:t>Swap one of these in for Boards 0–1 if the week's first case calls for it.</w:t>
+      </w:r>
+    </w:p>
+    <w:p>
+      <w:pPr>
+        <w:pStyle w:val="Heading2"/>
+      </w:pPr>
+      <w:r>
+        <w:t>Alternate A — "Size the bet" (three real Universal releases)</w:t>
+      </w:r>
+    </w:p>
+    <w:tbl>
+      <w:tblPr>
+        <w:tblW w:type="auto" w:w="0"/>
+        <w:jc w:val="center"/>
+        <w:tblLook w:firstColumn="1" w:firstRow="1" w:lastColumn="0" w:lastRow="0" w:noHBand="0" w:noVBand="1" w:val="04A0"/>
+      </w:tblPr>
+      <w:tblGrid>
+        <w:gridCol w:w="9360"/>
+      </w:tblGrid>
+      <w:tr>
+        <w:tc>
+          <w:tcPr>
+            <w:tcW w:type="dxa" w:w="9360"/>
+            <w:shd w:val="clear" w:color="auto" w:fill="F4F5F7"/>
+          </w:tcPr>
+          <w:p>
+            <w:pPr>
+              <w:spacing w:after="0" w:line="240" w:lineRule="auto"/>
+            </w:pPr>
+            <w:r>
+              <w:rPr>
+                <w:rFonts w:ascii="Consolas" w:hAnsi="Consolas"/>
+                <w:sz w:val="18"/>
+              </w:rPr>
+              <w:t xml:space="preserve">  FILM (2023, approx.)        CONCEPT            BUDGET   RELEASE</w:t>
+            </w:r>
+          </w:p>
+          <w:p>
+            <w:pPr>
+              <w:spacing w:after="0" w:line="240" w:lineRule="auto"/>
+            </w:pPr>
+            <w:r>
+              <w:rPr>
+                <w:rFonts w:ascii="Consolas" w:hAnsi="Consolas"/>
+                <w:sz w:val="18"/>
+              </w:rPr>
+              <w:t xml:space="preserve">  Super Mario Bros. Movie     Animated / game IP ~$100M   Wide, spring  (~$1.3B worldwide)</w:t>
+            </w:r>
+          </w:p>
+          <w:p>
+            <w:pPr>
+              <w:spacing w:after="0" w:line="240" w:lineRule="auto"/>
+            </w:pPr>
+            <w:r>
+              <w:rPr>
+                <w:rFonts w:ascii="Consolas" w:hAnsi="Consolas"/>
+                <w:sz w:val="18"/>
+              </w:rPr>
+              <w:t xml:space="preserve">  Oppenheimer                 Prestige drama     ~$100M   Wide, summer  (~$975M)</w:t>
+            </w:r>
+          </w:p>
+          <w:p>
+            <w:pPr>
+              <w:spacing w:after="0" w:line="240" w:lineRule="auto"/>
+            </w:pPr>
+            <w:r>
+              <w:rPr>
+                <w:rFonts w:ascii="Consolas" w:hAnsi="Consolas"/>
+                <w:sz w:val="18"/>
+              </w:rPr>
+              <w:t xml:space="preserve">  Five Nights at Freddy's     Horror / game IP   ~$20M    Day-and-Date on Peacock (~$290M)</w:t>
+            </w:r>
+          </w:p>
+          <w:p>
+            <w:pPr>
+              <w:spacing w:after="0" w:line="240" w:lineRule="auto"/>
+            </w:pPr>
+            <w:r>
+              <w:rPr>
+                <w:rFonts w:ascii="Consolas" w:hAnsi="Consolas"/>
+                <w:sz w:val="18"/>
+              </w:rPr>
+              <w:t xml:space="preserve"> </w:t>
+            </w:r>
+          </w:p>
+          <w:p>
+            <w:pPr>
+              <w:spacing w:after="0" w:line="240" w:lineRule="auto"/>
+            </w:pPr>
+            <w:r>
+              <w:rPr>
+                <w:rFonts w:ascii="Consolas" w:hAnsi="Consolas"/>
+                <w:sz w:val="18"/>
+              </w:rPr>
+              <w:t xml:space="preserve">  Ask: "Same studio, same year. Why were these budgets right for these films?"</w:t>
+            </w:r>
+          </w:p>
+        </w:tc>
+      </w:tr>
+    </w:tbl>
+    <w:p>
+      <w:pPr>
+        <w:spacing w:after="0"/>
+      </w:pPr>
+    </w:p>
+    <w:p>
+      <w:pPr>
+        <w:pStyle w:val="Heading2"/>
+      </w:pPr>
+      <w:r>
+        <w:t>Alternate B — "The windowing waterfall"</w:t>
+      </w:r>
+    </w:p>
+    <w:p>
+      <w:r>
+        <w:rPr>
+          <w:b w:val="0"/>
+        </w:rPr>
+        <w:t>Draw Board 4's waterfall first. Then the real case: in 2020 Universal sent Trolls World Tour straight to premium video on demand, AMC threatened to stop showing Universal films, and the two later agreed to a much shorter theatrical window. Ask: "Who was right?"</w:t>
+      </w:r>
+    </w:p>
+    <w:p>
+      <w:pPr>
+        <w:pStyle w:val="Heading2"/>
+      </w:pPr>
+      <w:r>
+        <w:t>QUICK REFERENCE: HOW THE GAME BEHAVES</w:t>
       </w:r>
     </w:p>
     <w:tbl>
@@ -3135,7 +3698,7 @@
                 <w:b w:val="0"/>
                 <w:sz w:val="20"/>
               </w:rPr>
-              <w:t>Close to the genre's typical budget (shown in a gold hint). Far below looks cheap and draws weaker audiences; far above has diminishing returns.</w:t>
+              <w:t>Close to the genre's typical budget (gold hint). Far below looks cheap; far above has diminishing returns.</w:t>
             </w:r>
           </w:p>
         </w:tc>
@@ -3165,7 +3728,7 @@
                 <w:b w:val="0"/>
                 <w:sz w:val="20"/>
               </w:rPr>
-              <w:t>Essential (with none, few people show up) but saturating. The sweet spot is roughly 0.5–1× the typical budget.</w:t>
+              <w:t>Essential but saturating; the sweet spot is roughly 0.5–1× the typical budget.</w:t>
             </w:r>
           </w:p>
         </w:tc>
@@ -3225,7 +3788,7 @@
                 <w:b w:val="0"/>
                 <w:sz w:val="20"/>
               </w:rPr>
-              <w:t>Wide for tentpoles; Platform for drama and awards; Day-and-Date for horror and comedy (unlocks at Film 3).</w:t>
+              <w:t>Wide for tentpoles; Platform for drama and awards; Day-and-Date for horror and comedy (from Film 3).</w:t>
             </w:r>
           </w:p>
         </w:tc>
@@ -3255,7 +3818,7 @@
                 <w:b w:val="0"/>
                 <w:sz w:val="20"/>
               </w:rPr>
-              <w:t>Tax incentive almost always helps. Presale is insurance: it pays off for high-variance films (horror) and is a bad trade for likely hits.</w:t>
+              <w:t>Tax incentive almost always helps. Presale is insurance: pays off for high-variance films, a bad trade for likely hits.</w:t>
             </w:r>
           </w:p>
         </w:tc>
@@ -3285,7 +3848,7 @@
                 <w:b w:val="0"/>
                 <w:sz w:val="20"/>
               </w:rPr>
-              <w:t>Any bid can be accepted; shorter terms return the film to Peacock sooner. One go-back-to-market round per film, usually at lower bids.</w:t>
+              <w:t>Any bid can be accepted; shorter terms return the film to Peacock sooner. One go-back-to-market round per film.</w:t>
             </w:r>
           </w:p>
         </w:tc>
@@ -3345,7 +3908,7 @@
                 <w:b w:val="0"/>
                 <w:sz w:val="20"/>
               </w:rPr>
-              <w:t>Loses money and fails. That's intentional: the defaults are a trap worth discussing.</w:t>
+              <w:t>Scores in the high 30s and passes or fails on luck. A good contrast for Board 2.</w:t>
             </w:r>
           </w:p>
         </w:tc>
@@ -3398,7 +3961,7 @@
               <w:rPr>
                 <w:b w:val="0"/>
               </w:rPr>
-              <w:t xml:space="preserve"> table has a download button for a CSV of every team's scores, useful for grading or for opening the next session.</w:t>
+              <w:t xml:space="preserve"> table has a download button for a CSV of every team's scores.</w:t>
             </w:r>
           </w:p>
         </w:tc>
@@ -3432,7 +3995,7 @@
         <w:color w:val="5A606E"/>
         <w:sz w:val="18"/>
       </w:rPr>
-      <w:t>The Slate — Media Portfolio Simulation · Instructor Session Plan</w:t>
+      <w:t>The Slate — Universal Pictures Simulation · Instructor Board Reference</w:t>
     </w:r>
   </w:p>
 </w:ftr>

--- a/docs/The_Slate_Instructor_Plan_Movies_Week_85min.docx
+++ b/docs/The_Slate_Instructor_Plan_Movies_Week_85min.docx
@@ -2218,6 +2218,29 @@
     </w:p>
     <w:p>
       <w:pPr>
+        <w:pStyle w:val="ListBullet"/>
+      </w:pPr>
+      <w:r>
+        <w:rPr>
+          <w:b w:val="0"/>
+        </w:rPr>
+        <w:t xml:space="preserve">Open the </w:t>
+      </w:r>
+      <w:r>
+        <w:rPr>
+          <w:b/>
+        </w:rPr>
+        <w:t>📋 Pitch Board</w:t>
+      </w:r>
+      <w:r>
+        <w:rPr>
+          <w:b w:val="0"/>
+        </w:rPr>
+        <w:t xml:space="preserve"> (Leaderboard page): read a top team's logline and a bottom team's aloud, with each film's actual result beside it. Ask: "Could you have predicted these from the pitch alone?"</w:t>
+      </w:r>
+    </w:p>
+    <w:p>
+      <w:pPr>
         <w:pStyle w:val="Heading1"/>
       </w:pPr>
       <w:r>

--- a/docs/The_Slate_Instructor_Plan_Movies_Week_85min.docx
+++ b/docs/The_Slate_Instructor_Plan_Movies_Week_85min.docx
@@ -247,7 +247,7 @@
                 <w:b w:val="0"/>
                 <w:sz w:val="20"/>
               </w:rPr>
-              <w:t>First submitted score is official. Pass = average graded NPV above $0. Graded NPV = 75% decisions (risk-adjusted) + 25% luck (what each film actually earned).</w:t>
+              <w:t>First submitted score is official. Pass = decisions-only (risk-adjusted) NPV averages above $0, so luck can't pass a slate. The score uses graded NPV = 75% decisions + 25% luck (what each film actually earned).</w:t>
             </w:r>
           </w:p>
         </w:tc>
@@ -3931,7 +3931,7 @@
                 <w:b w:val="0"/>
                 <w:sz w:val="20"/>
               </w:rPr>
-              <w:t>Scores in the high 30s and passes or fails on luck. A good contrast for Board 2.</w:t>
+              <w:t>Always fails (score in the high 30s): passing depends on decisions alone. A good contrast for Board 2.</w:t>
             </w:r>
           </w:p>
         </w:tc>

--- a/docs/The_Slate_Instructor_Plan_Movies_Week_85min.docx
+++ b/docs/The_Slate_Instructor_Plan_Movies_Week_85min.docx
@@ -654,7 +654,7 @@
         <w:rPr>
           <w:b w:val="0"/>
         </w:rPr>
-        <w:t>Portfolio thinking still matters, but now it works across five films, not inside one.</w:t>
+        <w:t>Portfolio thinking still matters, but now it works across four films, not inside one.</w:t>
       </w:r>
     </w:p>
     <w:p>
@@ -2352,7 +2352,7 @@
                 <w:rFonts w:ascii="Consolas" w:hAnsi="Consolas"/>
                 <w:sz w:val="18"/>
               </w:rPr>
-              <w:t xml:space="preserve">  Mix = the whole game               Mix = across 5 films only</w:t>
+              <w:t xml:space="preserve">  Mix = the whole game               Mix = across 4 films only</w:t>
             </w:r>
           </w:p>
           <w:p>
@@ -2870,7 +2870,7 @@
                 <w:b w:val="0"/>
                 <w:sz w:val="20"/>
               </w:rPr>
-              <w:t>Play five films; circulate with the questions above</w:t>
+              <w:t>Play four films; circulate with the questions above</w:t>
             </w:r>
           </w:p>
         </w:tc>

--- a/docs/The_Slate_Instructor_Plan_Movies_Week_85min.docx
+++ b/docs/The_Slate_Instructor_Plan_Movies_Week_85min.docx
@@ -1571,51 +1571,7 @@
                 <w:b w:val="0"/>
                 <w:sz w:val="20"/>
               </w:rPr>
-              <w:t>Film 2</w:t>
-            </w:r>
-          </w:p>
-        </w:tc>
-        <w:tc>
-          <w:tcPr>
-            <w:tcW w:type="dxa" w:w="4464"/>
-          </w:tcPr>
-          <w:p>
-            <w:r>
-              <w:rPr>
-                <w:b w:val="0"/>
-                <w:sz w:val="20"/>
-              </w:rPr>
-              <w:t>Budgets far below the genre's typical budget (gold hint under Production Budget).</w:t>
-            </w:r>
-          </w:p>
-        </w:tc>
-      </w:tr>
-      <w:tr>
-        <w:tc>
-          <w:tcPr>
-            <w:tcW w:type="dxa" w:w="1296"/>
-          </w:tcPr>
-          <w:p>
-            <w:r>
-              <w:rPr>
-                <w:b/>
-                <w:sz w:val="20"/>
-              </w:rPr>
-              <w:t>36–48</w:t>
-            </w:r>
-          </w:p>
-        </w:tc>
-        <w:tc>
-          <w:tcPr>
-            <w:tcW w:type="dxa" w:w="3600"/>
-          </w:tcPr>
-          <w:p>
-            <w:r>
-              <w:rPr>
-                <w:b w:val="0"/>
-                <w:sz w:val="20"/>
-              </w:rPr>
-              <w:t xml:space="preserve">Film 3 — </w:t>
+              <w:t xml:space="preserve">Film 2 — </w:t>
             </w:r>
             <w:r>
               <w:rPr>
@@ -1652,6 +1608,50 @@
                 <w:b/>
                 <w:sz w:val="20"/>
               </w:rPr>
+              <w:t>36–48</w:t>
+            </w:r>
+          </w:p>
+        </w:tc>
+        <w:tc>
+          <w:tcPr>
+            <w:tcW w:type="dxa" w:w="3600"/>
+          </w:tcPr>
+          <w:p>
+            <w:r>
+              <w:rPr>
+                <w:b w:val="0"/>
+                <w:sz w:val="20"/>
+              </w:rPr>
+              <w:t>Film 3</w:t>
+            </w:r>
+          </w:p>
+        </w:tc>
+        <w:tc>
+          <w:tcPr>
+            <w:tcW w:type="dxa" w:w="4464"/>
+          </w:tcPr>
+          <w:p>
+            <w:r>
+              <w:rPr>
+                <w:b w:val="0"/>
+                <w:sz w:val="20"/>
+              </w:rPr>
+              <w:t>Budgets far below the genre's typical budget (gold hint under Production Budget). Pay-2 calls: who gambled on Keep, and why?</w:t>
+            </w:r>
+          </w:p>
+        </w:tc>
+      </w:tr>
+      <w:tr>
+        <w:tc>
+          <w:tcPr>
+            <w:tcW w:type="dxa" w:w="1296"/>
+          </w:tcPr>
+          <w:p>
+            <w:r>
+              <w:rPr>
+                <w:b/>
+                <w:sz w:val="20"/>
+              </w:rPr>
               <w:t>48–60</w:t>
             </w:r>
           </w:p>
@@ -1666,7 +1666,7 @@
                 <w:b w:val="0"/>
                 <w:sz w:val="20"/>
               </w:rPr>
-              <w:t>Film 4</w:t>
+              <w:t>Film 4 (final film: Pay-2 decided in its own row)</w:t>
             </w:r>
           </w:p>
         </w:tc>
@@ -1705,13 +1705,6 @@
             <w:tcW w:type="dxa" w:w="3600"/>
           </w:tcPr>
           <w:p>
-            <w:r>
-              <w:rPr>
-                <w:b w:val="0"/>
-                <w:sz w:val="20"/>
-              </w:rPr>
-              <w:t xml:space="preserve">Film 5 → </w:t>
-            </w:r>
             <w:r>
               <w:rPr>
                 <w:b/>
@@ -3811,7 +3804,7 @@
                 <w:b w:val="0"/>
                 <w:sz w:val="20"/>
               </w:rPr>
-              <w:t>Wide for tentpoles; Platform for drama and awards; Day-and-Date for horror and comedy (from Film 3).</w:t>
+              <w:t>Wide for tentpoles; Platform for drama and awards; Day-and-Date for horror and comedy (from Film 2).</w:t>
             </w:r>
           </w:p>
         </w:tc>

--- a/docs/The_Slate_Instructor_Plan_Movies_Week_85min.docx
+++ b/docs/The_Slate_Instructor_Plan_Movies_Week_85min.docx
@@ -3880,6 +3880,156 @@
                 <w:b/>
                 <w:sz w:val="20"/>
               </w:rPr>
+              <w:t>Pay-2 window</w:t>
+            </w:r>
+          </w:p>
+        </w:tc>
+        <w:tc>
+          <w:tcPr>
+            <w:tcW w:type="dxa" w:w="6912"/>
+          </w:tcPr>
+          <w:p>
+            <w:r>
+              <w:rPr>
+                <w:b w:val="0"/>
+                <w:sz w:val="20"/>
+              </w:rPr>
+              <w:t>Decided the cycle after release and locked: 🎲 Keep (catalog gamble, better with good reviews) vs a streamer's sure fee.</w:t>
+            </w:r>
+          </w:p>
+        </w:tc>
+      </w:tr>
+      <w:tr>
+        <w:tc>
+          <w:tcPr>
+            <w:tcW w:type="dxa" w:w="2448"/>
+          </w:tcPr>
+          <w:p>
+            <w:r>
+              <w:rPr>
+                <w:b/>
+                <w:sz w:val="20"/>
+              </w:rPr>
+              <w:t>Festivals</w:t>
+            </w:r>
+          </w:p>
+        </w:tc>
+        <w:tc>
+          <w:tcPr>
+            <w:tcW w:type="dxa" w:w="6912"/>
+          </w:tcPr>
+          <w:p>
+            <w:r>
+              <w:rPr>
+                <w:b w:val="0"/>
+                <w:sz w:val="20"/>
+              </w:rPr>
+              <w:t>Bid against the analysts' break-even; hot films draw more rivals (winner's curse). Dramas are often bargains, tentpoles overpriced.</w:t>
+            </w:r>
+          </w:p>
+        </w:tc>
+      </w:tr>
+      <w:tr>
+        <w:tc>
+          <w:tcPr>
+            <w:tcW w:type="dxa" w:w="2448"/>
+          </w:tcPr>
+          <w:p>
+            <w:r>
+              <w:rPr>
+                <w:b/>
+                <w:sz w:val="20"/>
+              </w:rPr>
+              <w:t>Partnerships</w:t>
+            </w:r>
+          </w:p>
+        </w:tc>
+        <w:tc>
+          <w:tcPr>
+            <w:tcW w:type="dxa" w:w="6912"/>
+          </w:tcPr>
+          <w:p>
+            <w:r>
+              <w:rPr>
+                <w:b w:val="0"/>
+                <w:sz w:val="20"/>
+              </w:rPr>
+              <w:t>Sign once, then renew each cycle (pricier after a hit) or let go. Fees count in the score.</w:t>
+            </w:r>
+          </w:p>
+        </w:tc>
+      </w:tr>
+      <w:tr>
+        <w:tc>
+          <w:tcPr>
+            <w:tcW w:type="dxa" w:w="2448"/>
+          </w:tcPr>
+          <w:p>
+            <w:r>
+              <w:rPr>
+                <w:b/>
+                <w:sz w:val="20"/>
+              </w:rPr>
+              <w:t>Library IP / Lead Actor</w:t>
+            </w:r>
+          </w:p>
+        </w:tc>
+        <w:tc>
+          <w:tcPr>
+            <w:tcW w:type="dxa" w:w="6912"/>
+          </w:tcPr>
+          <w:p>
+            <w:r>
+              <w:rPr>
+                <w:b w:val="0"/>
+                <w:sz w:val="20"/>
+              </w:rPr>
+              <w:t>Reviving a Universal title lifts the opening (once per slate, legacy fee). A held actor's bonus applies only when cast.</w:t>
+            </w:r>
+          </w:p>
+        </w:tc>
+      </w:tr>
+      <w:tr>
+        <w:tc>
+          <w:tcPr>
+            <w:tcW w:type="dxa" w:w="2448"/>
+          </w:tcPr>
+          <w:p>
+            <w:r>
+              <w:rPr>
+                <w:b/>
+                <w:sz w:val="20"/>
+              </w:rPr>
+              <w:t>Attractions</w:t>
+            </w:r>
+          </w:p>
+        </w:tc>
+        <w:tc>
+          <w:tcPr>
+            <w:tcW w:type="dxa" w:w="6912"/>
+          </w:tcPr>
+          <w:p>
+            <w:r>
+              <w:rPr>
+                <w:b w:val="0"/>
+                <w:sz w:val="20"/>
+              </w:rPr>
+              <w:t>After a park-genre hit: Build / Pass a Universal Studios attraction. Roughly break-even on average; better for sequels and family films.</w:t>
+            </w:r>
+          </w:p>
+        </w:tc>
+      </w:tr>
+      <w:tr>
+        <w:tc>
+          <w:tcPr>
+            <w:tcW w:type="dxa" w:w="2448"/>
+          </w:tcPr>
+          <w:p>
+            <w:r>
+              <w:rPr>
+                <w:b/>
+                <w:sz w:val="20"/>
+              </w:rPr>
               <w:t>Scoring</w:t>
             </w:r>
           </w:p>
@@ -3894,7 +4044,7 @@
                 <w:b w:val="0"/>
                 <w:sz w:val="20"/>
               </w:rPr>
-              <w:t>Risk-adjusted NPV 45%, capital efficiency 20%, strategic fit 20%, diversification 15%. Graded NPV = 75% decisions + 25% luck.</w:t>
+              <w:t>Risk-adjusted NPV 45%, capital efficiency 20%, strategic fit 20%, diversification 15%. Graded NPV = 75% decisions + 25% luck, plus each cycle's deals (fees, festival films, attractions).</w:t>
             </w:r>
           </w:p>
         </w:tc>

--- a/docs/The_Slate_Instructor_Plan_Movies_Week_85min.docx
+++ b/docs/The_Slate_Instructor_Plan_Movies_Week_85min.docx
@@ -3924,7 +3924,7 @@
                 <w:b w:val="0"/>
                 <w:sz w:val="20"/>
               </w:rPr>
-              <w:t>Bid against the analysts' break-even; hot films draw more rivals (winner's curse). Dramas are often bargains, tentpoles overpriced.</w:t>
+              <w:t>Bid against the analysts' break-even; prices sit near value, some cheap, some rich. Lowballing rarely wins; winning at or above break-even is the winner's curse. Hot films draw more rivals.</w:t>
             </w:r>
           </w:p>
         </w:tc>

--- a/docs/The_Slate_Instructor_Plan_Movies_Week_85min.docx
+++ b/docs/The_Slate_Instructor_Plan_Movies_Week_85min.docx
@@ -4000,6 +4000,36 @@
                 <w:b/>
                 <w:sz w:val="20"/>
               </w:rPr>
+              <w:t>Direct releases</w:t>
+            </w:r>
+          </w:p>
+        </w:tc>
+        <w:tc>
+          <w:tcPr>
+            <w:tcW w:type="dxa" w:w="6912"/>
+          </w:tcPr>
+          <w:p>
+            <w:r>
+              <w:rPr>
+                <w:b w:val="0"/>
+                <w:sz w:val="20"/>
+              </w:rPr>
+              <w:t>Direct to PVOD beats Wide for smaller comedy / horror / drama films, not tentpoles. Direct to Peacock never recoups in cash: Acquisition needs heavy P&amp;A and suits animation / sci-fi; Retention pays on a light spend for horror / comedy. Debate: product or platform marketing expense?</w:t>
+            </w:r>
+          </w:p>
+        </w:tc>
+      </w:tr>
+      <w:tr>
+        <w:tc>
+          <w:tcPr>
+            <w:tcW w:type="dxa" w:w="2448"/>
+          </w:tcPr>
+          <w:p>
+            <w:r>
+              <w:rPr>
+                <w:b/>
+                <w:sz w:val="20"/>
+              </w:rPr>
               <w:t>Attractions</w:t>
             </w:r>
           </w:p>

--- a/docs/The_Slate_Instructor_Plan_Movies_Week_85min.docx
+++ b/docs/The_Slate_Instructor_Plan_Movies_Week_85min.docx
@@ -1754,7 +1754,7 @@
                 <w:b/>
                 <w:sz w:val="20"/>
               </w:rPr>
-              <w:t>Submit Official Score</w:t>
+              <w:t>Check the Leaderboard</w:t>
             </w:r>
           </w:p>
         </w:tc>
@@ -1768,7 +1768,7 @@
                 <w:b w:val="0"/>
                 <w:sz w:val="20"/>
               </w:rPr>
-              <w:t>First submission is official.</w:t>
+              <w:t>Scores save automatically when the final film is simulated; the first finished slate is official.</w:t>
             </w:r>
           </w:p>
         </w:tc>

--- a/docs/The_Slate_Instructor_Plan_Movies_Week_85min.docx
+++ b/docs/The_Slate_Instructor_Plan_Movies_Week_85min.docx
@@ -315,13 +315,13 @@
         <w:rPr>
           <w:b/>
         </w:rPr>
-        <w:t>draft five loglines</w:t>
+        <w:t>draft four loglines</w:t>
       </w:r>
       <w:r>
         <w:rPr>
           <w:b w:val="0"/>
         </w:rPr>
-        <w:t>, one per film. Simulate stays locked without one; drafting in class eats play time.</w:t>
+        <w:t>, one per film. Pitches are optional, but they're what the class sees on the Pitch Board; drafting in class eats play time.</w:t>
       </w:r>
     </w:p>
     <w:p>
